--- a/knowledge_source/Windchill GPDM & Windchill NA/Windchill NA/QTRAK Network Share Connection Break Document.docx
+++ b/knowledge_source/Windchill GPDM & Windchill NA/Windchill NA/QTRAK Network Share Connection Break Document.docx
@@ -1,6 +1,6 @@
 
 <file path=word/document.xml><?xml version="1.0" encoding="utf-8"?>
-<w:document xmlns:wpc="http://schemas.microsoft.com/office/word/2010/wordprocessingCanvas" xmlns:cx="http://schemas.microsoft.com/office/drawing/2014/chartex" xmlns:cx1="http://schemas.microsoft.com/office/drawing/2015/9/8/chartex" xmlns:cx2="http://schemas.microsoft.com/office/drawing/2015/10/21/chartex" xmlns:cx3="http://schemas.microsoft.com/office/drawing/2016/5/9/chartex" xmlns:cx4="http://schemas.microsoft.com/office/drawing/2016/5/10/chartex" xmlns:cx5="http://schemas.microsoft.com/office/drawing/2016/5/11/chartex" xmlns:cx6="http://schemas.microsoft.com/office/drawing/2016/5/12/chartex" xmlns:cx7="http://schemas.microsoft.com/office/drawing/2016/5/13/chartex" xmlns:cx8="http://schemas.microsoft.com/office/drawing/2016/5/14/chartex" xmlns:mc="http://schemas.openxmlformats.org/markup-compatibility/2006" xmlns:aink="http://schemas.microsoft.com/office/drawing/2016/ink" xmlns:am3d="http://schemas.microsoft.com/office/drawing/2017/model3d" xmlns:o="urn:schemas-microsoft-com:office:office" xmlns:oel="http://schemas.microsoft.com/office/2019/extlst" xmlns:r="http://schemas.openxmlformats.org/officeDocument/2006/relationships" xmlns:m="http://schemas.openxmlformats.org/officeDocument/2006/math" xmlns:v="urn:schemas-microsoft-com:vml" xmlns:wp14="http://schemas.microsoft.com/office/word/2010/wordprocessingDrawing" xmlns:wp="http://schemas.openxmlformats.org/drawingml/2006/wordprocessingDrawing" xmlns:w10="urn:schemas-microsoft-com:office:word" xmlns:w="http://schemas.openxmlformats.org/wordprocessingml/2006/main" xmlns:w14="http://schemas.microsoft.com/office/word/2010/wordml" xmlns:w15="http://schemas.microsoft.com/office/word/2012/wordml" xmlns:w16cex="http://schemas.microsoft.com/office/word/2018/wordml/cex" xmlns:w16cid="http://schemas.microsoft.com/office/word/2016/wordml/cid" xmlns:w16="http://schemas.microsoft.com/office/word/2018/wordml" xmlns:w16du="http://schemas.microsoft.com/office/word/2023/wordml/word16du" xmlns:w16sdtdh="http://schemas.microsoft.com/office/word/2020/wordml/sdtdatahash" xmlns:w16sdtfl="http://schemas.microsoft.com/office/word/2024/wordml/sdtformatlock" xmlns:w16se="http://schemas.microsoft.com/office/word/2015/wordml/symex" xmlns:wpg="http://schemas.microsoft.com/office/word/2010/wordprocessingGroup" xmlns:wpi="http://schemas.microsoft.com/office/word/2010/wordprocessingInk" xmlns:wne="http://schemas.microsoft.com/office/word/2006/wordml" xmlns:wps="http://schemas.microsoft.com/office/word/2010/wordprocessingShape" xmlns:a="http://schemas.openxmlformats.org/drawingml/2006/main" xmlns:pic="http://schemas.openxmlformats.org/drawingml/2006/picture" xmlns:a14="http://schemas.microsoft.com/office/drawing/2010/main" mc:Ignorable="w14 w15 w16se w16cid w16 w16cex w16sdtdh w16sdtfl w16du wp14">
+<w:document xmlns:wpc="http://schemas.microsoft.com/office/word/2010/wordprocessingCanvas" xmlns:cx="http://schemas.microsoft.com/office/drawing/2014/chartex" xmlns:cx1="http://schemas.microsoft.com/office/drawing/2015/9/8/chartex" xmlns:cx2="http://schemas.microsoft.com/office/drawing/2015/10/21/chartex" xmlns:cx3="http://schemas.microsoft.com/office/drawing/2016/5/9/chartex" xmlns:cx4="http://schemas.microsoft.com/office/drawing/2016/5/10/chartex" xmlns:cx5="http://schemas.microsoft.com/office/drawing/2016/5/11/chartex" xmlns:cx6="http://schemas.microsoft.com/office/drawing/2016/5/12/chartex" xmlns:cx7="http://schemas.microsoft.com/office/drawing/2016/5/13/chartex" xmlns:cx8="http://schemas.microsoft.com/office/drawing/2016/5/14/chartex" xmlns:mc="http://schemas.openxmlformats.org/markup-compatibility/2006" xmlns:aink="http://schemas.microsoft.com/office/drawing/2016/ink" xmlns:am3d="http://schemas.microsoft.com/office/drawing/2017/model3d" xmlns:o="urn:schemas-microsoft-com:office:office" xmlns:oel="http://schemas.microsoft.com/office/2019/extlst" xmlns:r="http://schemas.openxmlformats.org/officeDocument/2006/relationships" xmlns:m="http://schemas.openxmlformats.org/officeDocument/2006/math" xmlns:v="urn:schemas-microsoft-com:vml" xmlns:wp14="http://schemas.microsoft.com/office/word/2010/wordprocessingDrawing" xmlns:wp="http://schemas.openxmlformats.org/drawingml/2006/wordprocessingDrawing" xmlns:w10="urn:schemas-microsoft-com:office:word" xmlns:w="http://schemas.openxmlformats.org/wordprocessingml/2006/main" xmlns:w14="http://schemas.microsoft.com/office/word/2010/wordml" xmlns:w15="http://schemas.microsoft.com/office/word/2012/wordml" xmlns:w16cei="http://schemas.microsoft.com/office/word/2026/wordml/cei" xmlns:w16cex="http://schemas.microsoft.com/office/word/2018/wordml/cex" xmlns:w16cid="http://schemas.microsoft.com/office/word/2016/wordml/cid" xmlns:w16="http://schemas.microsoft.com/office/word/2018/wordml" xmlns:w16du="http://schemas.microsoft.com/office/word/2023/wordml/word16du" xmlns:w16sdtdh="http://schemas.microsoft.com/office/word/2020/wordml/sdtdatahash" xmlns:w16sdtfl="http://schemas.microsoft.com/office/word/2024/wordml/sdtformatlock" xmlns:w16se="http://schemas.microsoft.com/office/word/2015/wordml/symex" xmlns:wpg="http://schemas.microsoft.com/office/word/2010/wordprocessingGroup" xmlns:wpi="http://schemas.microsoft.com/office/word/2010/wordprocessingInk" xmlns:wne="http://schemas.microsoft.com/office/word/2006/wordml" xmlns:wps="http://schemas.microsoft.com/office/word/2010/wordprocessingShape" mc:Ignorable="w14 w15 w16se w16cid w16 w16cex w16sdtdh w16sdtfl w16du wp14">
   <w:body>
     <w:p>
       <w:pPr>
@@ -31,7 +31,7 @@
       <w:pPr>
         <w:numPr>
           <w:ilvl w:val="0"/>
-          <w:numId w:val="1"/>
+          <w:numId w:val="6"/>
         </w:numPr>
       </w:pPr>
       <w:r>
@@ -52,7 +52,7 @@
         </w:rPr>
         <w:t xml:space="preserve"> Refer </w:t>
       </w:r>
-      <w:hyperlink w:tgtFrame="_blank" w:history="1" r:id="rId5">
+      <w:hyperlink r:id="rId8" w:tgtFrame="_blank" w:history="1">
         <w:r>
           <w:rPr>
             <w:rStyle w:val="Hyperlink"/>
@@ -95,7 +95,13 @@
           <wp:inline distT="0" distB="0" distL="0" distR="0" wp14:anchorId="00DE5D2D" wp14:editId="45261BC4">
             <wp:extent cx="3441700" cy="3441700"/>
             <wp:effectExtent l="0" t="0" r="6350" b="6350"/>
-            <wp:docPr id="1943321198" name="Picture 5"/>
+            <wp:docPr id="1943321198" name="Picture 5">
+              <a:extLst xmlns:a="http://schemas.openxmlformats.org/drawingml/2006/main">
+                <a:ext uri="{FF2B5EF4-FFF2-40B4-BE49-F238E27FC236}">
+                  <a16:creationId xmlns:a16="http://schemas.microsoft.com/office/drawing/2014/main" id="{01EFB00C-1A0E-431E-96E8-FCD3FD937FA6}"/>
+                </a:ext>
+              </a:extLst>
+            </wp:docPr>
             <wp:cNvGraphicFramePr>
               <a:graphicFrameLocks xmlns:a="http://schemas.openxmlformats.org/drawingml/2006/main" noChangeAspect="1"/>
             </wp:cNvGraphicFramePr>
@@ -107,7 +113,7 @@
                     <pic:cNvPicPr/>
                   </pic:nvPicPr>
                   <pic:blipFill>
-                    <a:blip r:embed="rId6">
+                    <a:blip r:embed="rId9">
                       <a:extLst>
                         <a:ext uri="{28A0092B-C50C-407E-A947-70E740481C1C}">
                           <a14:useLocalDpi xmlns:a14="http://schemas.microsoft.com/office/drawing/2010/main" val="0"/>
@@ -138,7 +144,7 @@
       <w:pPr>
         <w:numPr>
           <w:ilvl w:val="0"/>
-          <w:numId w:val="2"/>
+          <w:numId w:val="9"/>
         </w:numPr>
       </w:pPr>
       <w:r>
@@ -169,7 +175,7 @@
       <w:pPr>
         <w:numPr>
           <w:ilvl w:val="0"/>
-          <w:numId w:val="3"/>
+          <w:numId w:val="12"/>
         </w:numPr>
       </w:pPr>
       <w:r>
@@ -200,7 +206,7 @@
       <w:r>
         <w:t xml:space="preserve">              </w:t>
       </w:r>
-      <w:hyperlink w:history="1" r:id="rId7">
+      <w:hyperlink r:id="rId10" w:history="1">
         <w:r>
           <w:rPr>
             <w:rStyle w:val="Hyperlink"/>
@@ -225,7 +231,13 @@
           <wp:inline distT="0" distB="0" distL="0" distR="0" wp14:anchorId="7FC0C78D" wp14:editId="055DCC6D">
             <wp:extent cx="5731510" cy="2507615"/>
             <wp:effectExtent l="0" t="0" r="2540" b="6985"/>
-            <wp:docPr id="1611911062" name="Picture 6" descr="A screenshot of a computer&#10;&#10;AI-generated content may be incorrect."/>
+            <wp:docPr id="1611911062" name="Picture 6" descr="A screenshot of a computer&#10;&#10;AI-generated content may be incorrect.">
+              <a:extLst xmlns:a="http://schemas.openxmlformats.org/drawingml/2006/main">
+                <a:ext uri="{FF2B5EF4-FFF2-40B4-BE49-F238E27FC236}">
+                  <a16:creationId xmlns:a16="http://schemas.microsoft.com/office/drawing/2014/main" id="{EDFB6C43-6FF8-4B32-8454-11CAAC8BC755}"/>
+                </a:ext>
+              </a:extLst>
+            </wp:docPr>
             <wp:cNvGraphicFramePr>
               <a:graphicFrameLocks xmlns:a="http://schemas.openxmlformats.org/drawingml/2006/main" noChangeAspect="1"/>
             </wp:cNvGraphicFramePr>
@@ -237,7 +249,7 @@
                     <pic:cNvPicPr/>
                   </pic:nvPicPr>
                   <pic:blipFill>
-                    <a:blip r:embed="rId8" cstate="print">
+                    <a:blip r:embed="rId11" cstate="print">
                       <a:extLst>
                         <a:ext uri="{28A0092B-C50C-407E-A947-70E740481C1C}">
                           <a14:useLocalDpi xmlns:a14="http://schemas.microsoft.com/office/drawing/2010/main" val="0"/>
@@ -283,14 +295,13 @@
       <w:pPr>
         <w:numPr>
           <w:ilvl w:val="0"/>
-          <w:numId w:val="4"/>
+          <w:numId w:val="2"/>
         </w:numPr>
       </w:pPr>
       <w:r>
         <w:rPr>
           <w:lang w:val="en-US"/>
         </w:rPr>
-        <w:lastRenderedPageBreak/>
         <w:t>Search the servers in CyberArk –</w:t>
       </w:r>
       <w:r>
@@ -310,7 +321,13 @@
           <wp:inline distT="0" distB="0" distL="0" distR="0" wp14:anchorId="70011D80" wp14:editId="753865F0">
             <wp:extent cx="5731510" cy="2489835"/>
             <wp:effectExtent l="0" t="0" r="2540" b="5715"/>
-            <wp:docPr id="1217658742" name="Picture 7"/>
+            <wp:docPr id="1217658742" name="Picture 7">
+              <a:extLst xmlns:a="http://schemas.openxmlformats.org/drawingml/2006/main">
+                <a:ext uri="{FF2B5EF4-FFF2-40B4-BE49-F238E27FC236}">
+                  <a16:creationId xmlns:a16="http://schemas.microsoft.com/office/drawing/2014/main" id="{937FA01E-6846-48C2-8E3C-6F82BD60042D}"/>
+                </a:ext>
+              </a:extLst>
+            </wp:docPr>
             <wp:cNvGraphicFramePr>
               <a:graphicFrameLocks xmlns:a="http://schemas.openxmlformats.org/drawingml/2006/main" noChangeAspect="1"/>
             </wp:cNvGraphicFramePr>
@@ -322,7 +339,7 @@
                     <pic:cNvPicPr/>
                   </pic:nvPicPr>
                   <pic:blipFill>
-                    <a:blip r:embed="rId9">
+                    <a:blip r:embed="rId12">
                       <a:extLst>
                         <a:ext uri="{28A0092B-C50C-407E-A947-70E740481C1C}">
                           <a14:useLocalDpi xmlns:a14="http://schemas.microsoft.com/office/drawing/2010/main" val="0"/>
@@ -354,7 +371,7 @@
         <w:pStyle w:val="ListParagraph"/>
         <w:numPr>
           <w:ilvl w:val="1"/>
-          <w:numId w:val="4"/>
+          <w:numId w:val="2"/>
         </w:numPr>
       </w:pPr>
       <w:r>
@@ -381,50 +398,29 @@
         <w:rPr>
           <w:lang w:val="en-US"/>
         </w:rPr>
+        <w:t xml:space="preserve"> “ </w:t>
+      </w:r>
+      <w:r>
+        <w:rPr>
+          <w:b/>
+          <w:bCs/>
+        </w:rPr>
+        <w:t>hal-wc11bg-q01.dc.fmcna.com</w:t>
+      </w:r>
+      <w:r>
+        <w:t xml:space="preserve"> “ </w:t>
+      </w:r>
+      <w:r>
+        <w:t>as ‘</w:t>
+      </w:r>
+      <w:r>
         <w:t xml:space="preserve"> </w:t>
       </w:r>
-      <w:proofErr w:type="gramStart"/>
-      <w:r>
-        <w:rPr>
-          <w:lang w:val="en-US"/>
-        </w:rPr>
-        <w:t xml:space="preserve">“ </w:t>
-      </w:r>
-      <w:r>
-        <w:rPr>
-          <w:b/>
-          <w:bCs/>
-        </w:rPr>
-        <w:t>hal-wc11bg-q01.dc.fmcna.com</w:t>
-      </w:r>
-      <w:proofErr w:type="gramEnd"/>
-      <w:r>
-        <w:t xml:space="preserve"> </w:t>
-      </w:r>
-      <w:proofErr w:type="gramStart"/>
-      <w:r>
-        <w:t xml:space="preserve">“ </w:t>
-      </w:r>
-      <w:r>
-        <w:t>as</w:t>
-      </w:r>
-      <w:proofErr w:type="gramEnd"/>
-      <w:r>
-        <w:t xml:space="preserve"> </w:t>
-      </w:r>
-      <w:proofErr w:type="gramStart"/>
-      <w:r>
-        <w:t>‘</w:t>
-      </w:r>
-      <w:r>
-        <w:t xml:space="preserve"> </w:t>
-      </w:r>
       <w:proofErr w:type="spellStart"/>
       <w:r>
         <w:t>wcadmin</w:t>
       </w:r>
       <w:proofErr w:type="spellEnd"/>
-      <w:proofErr w:type="gramEnd"/>
       <w:r>
         <w:t xml:space="preserve"> </w:t>
       </w:r>
@@ -448,7 +444,13 @@
           <wp:inline distT="0" distB="0" distL="0" distR="0" wp14:anchorId="0927A962" wp14:editId="052A5F29">
             <wp:extent cx="3543300" cy="1333500"/>
             <wp:effectExtent l="0" t="0" r="0" b="0"/>
-            <wp:docPr id="1894658739" name="Picture 9" descr="A screenshot of a computer&#10;&#10;AI-generated content may be incorrect."/>
+            <wp:docPr id="1894658739" name="Picture 9" descr="A screenshot of a computer&#10;&#10;AI-generated content may be incorrect.">
+              <a:extLst xmlns:a="http://schemas.openxmlformats.org/drawingml/2006/main">
+                <a:ext uri="{FF2B5EF4-FFF2-40B4-BE49-F238E27FC236}">
+                  <a16:creationId xmlns:a16="http://schemas.microsoft.com/office/drawing/2014/main" id="{CF557566-B810-4AEF-8025-10825712B00C}"/>
+                </a:ext>
+              </a:extLst>
+            </wp:docPr>
             <wp:cNvGraphicFramePr>
               <a:graphicFrameLocks xmlns:a="http://schemas.openxmlformats.org/drawingml/2006/main" noChangeAspect="1"/>
             </wp:cNvGraphicFramePr>
@@ -462,7 +464,7 @@
                     </pic:cNvPicPr>
                   </pic:nvPicPr>
                   <pic:blipFill>
-                    <a:blip r:embed="rId10">
+                    <a:blip r:embed="rId13">
                       <a:extLst>
                         <a:ext uri="{28A0092B-C50C-407E-A947-70E740481C1C}">
                           <a14:useLocalDpi xmlns:a14="http://schemas.microsoft.com/office/drawing/2010/main" val="0"/>
@@ -543,7 +545,7 @@
         <w:pStyle w:val="ListParagraph"/>
         <w:numPr>
           <w:ilvl w:val="2"/>
-          <w:numId w:val="4"/>
+          <w:numId w:val="2"/>
         </w:numPr>
         <w:rPr>
           <w:b/>
@@ -587,23 +589,32 @@
         <w:pStyle w:val="ListParagraph"/>
       </w:pPr>
       <w:r>
+        <w:rPr>
+          <w:noProof/>
+        </w:rPr>
         <w:drawing>
-          <wp:inline wp14:editId="5DA3F205" wp14:anchorId="1DC0F03F">
+          <wp:inline distT="0" distB="0" distL="0" distR="0" wp14:anchorId="1DC0F03F" wp14:editId="5DA3F205">
             <wp:extent cx="5731510" cy="2292833"/>
             <wp:effectExtent l="0" t="0" r="0" b="0"/>
-            <wp:docPr id="577993128" name="Picture 10"/>
+            <wp:docPr id="577993128" name="Picture 10">
+              <a:extLst xmlns:a="http://schemas.openxmlformats.org/drawingml/2006/main">
+                <a:ext uri="{FF2B5EF4-FFF2-40B4-BE49-F238E27FC236}">
+                  <a16:creationId xmlns:a16="http://schemas.microsoft.com/office/drawing/2014/main" id="{2A8237DB-BFDE-4FAA-8218-5FBE4FA94C22}"/>
+                </a:ext>
+              </a:extLst>
+            </wp:docPr>
             <wp:cNvGraphicFramePr>
-              <a:graphicFrameLocks noChangeAspect="1"/>
+              <a:graphicFrameLocks xmlns:a="http://schemas.openxmlformats.org/drawingml/2006/main" noChangeAspect="1"/>
             </wp:cNvGraphicFramePr>
-            <a:graphic>
-              <a:graphicData xmlns:a="http://schemas.openxmlformats.org/drawingml/2006/main" uri="http://schemas.openxmlformats.org/drawingml/2006/picture">
+            <a:graphic xmlns:a="http://schemas.openxmlformats.org/drawingml/2006/main">
+              <a:graphicData uri="http://schemas.openxmlformats.org/drawingml/2006/picture">
                 <pic:pic xmlns:pic="http://schemas.openxmlformats.org/drawingml/2006/picture">
                   <pic:nvPicPr>
                     <pic:cNvPr id="577993128" name="Picture 577993128"/>
                     <pic:cNvPicPr/>
                   </pic:nvPicPr>
                   <pic:blipFill>
-                    <a:blip xmlns:r="http://schemas.openxmlformats.org/officeDocument/2006/relationships" r:embed="rId11">
+                    <a:blip r:embed="rId14">
                       <a:extLst>
                         <a:ext uri="{28A0092B-C50C-407E-A947-70E740481C1C}">
                           <a14:useLocalDpi xmlns:a14="http://schemas.microsoft.com/office/drawing/2010/main"/>
@@ -615,7 +626,7 @@
                     </a:stretch>
                   </pic:blipFill>
                   <pic:spPr>
-                    <a:xfrm rot="0">
+                    <a:xfrm>
                       <a:off x="0" y="0"/>
                       <a:ext cx="5731510" cy="2292833"/>
                     </a:xfrm>
@@ -635,7 +646,7 @@
         <w:pStyle w:val="ListParagraph"/>
         <w:numPr>
           <w:ilvl w:val="2"/>
-          <w:numId w:val="4"/>
+          <w:numId w:val="2"/>
         </w:numPr>
         <w:rPr>
           <w:b/>
@@ -651,7 +662,6 @@
           <w:sz w:val="24"/>
           <w:szCs w:val="24"/>
         </w:rPr>
-        <w:lastRenderedPageBreak/>
         <w:t>List files in bin directory:</w:t>
       </w:r>
     </w:p>
@@ -679,7 +689,6 @@
         </w:rPr>
         <w:t xml:space="preserve"> </w:t>
       </w:r>
-      <w:proofErr w:type="gramStart"/>
       <w:r>
         <w:rPr>
           <w:b/>
@@ -694,21 +703,12 @@
         </w:rPr>
         <w:t>reconnect_QTRAK.sh</w:t>
       </w:r>
-      <w:proofErr w:type="gramEnd"/>
-      <w:r>
-        <w:rPr>
-          <w:b/>
-          <w:bCs/>
-        </w:rPr>
-        <w:t xml:space="preserve"> </w:t>
-      </w:r>
-      <w:proofErr w:type="gramStart"/>
-      <w:r>
-        <w:rPr>
-          <w:b/>
-          <w:bCs/>
-        </w:rPr>
-        <w:t>‘</w:t>
+      <w:r>
+        <w:rPr>
+          <w:b/>
+          <w:bCs/>
+        </w:rPr>
+        <w:t xml:space="preserve"> ‘</w:t>
       </w:r>
       <w:r>
         <w:rPr>
@@ -717,7 +717,6 @@
         </w:rPr>
         <w:t xml:space="preserve"> exists</w:t>
       </w:r>
-      <w:proofErr w:type="gramEnd"/>
       <w:r>
         <w:t xml:space="preserve"> in the directory.</w:t>
       </w:r>
@@ -746,7 +745,13 @@
           <wp:inline distT="0" distB="0" distL="0" distR="0" wp14:anchorId="533DD517" wp14:editId="48E9DF44">
             <wp:extent cx="5509134" cy="2173153"/>
             <wp:effectExtent l="0" t="0" r="0" b="0"/>
-            <wp:docPr id="263289468" name="Picture 11"/>
+            <wp:docPr id="263289468" name="Picture 11">
+              <a:extLst xmlns:a="http://schemas.openxmlformats.org/drawingml/2006/main">
+                <a:ext uri="{FF2B5EF4-FFF2-40B4-BE49-F238E27FC236}">
+                  <a16:creationId xmlns:a16="http://schemas.microsoft.com/office/drawing/2014/main" id="{47D9D3EC-AF33-4B68-BE0E-BCA1AAA4AB8F}"/>
+                </a:ext>
+              </a:extLst>
+            </wp:docPr>
             <wp:cNvGraphicFramePr>
               <a:graphicFrameLocks xmlns:a="http://schemas.openxmlformats.org/drawingml/2006/main" noChangeAspect="1"/>
             </wp:cNvGraphicFramePr>
@@ -758,7 +763,7 @@
                     <pic:cNvPicPr/>
                   </pic:nvPicPr>
                   <pic:blipFill>
-                    <a:blip r:embed="rId12">
+                    <a:blip r:embed="rId15">
                       <a:extLst>
                         <a:ext uri="{28A0092B-C50C-407E-A947-70E740481C1C}">
                           <a14:useLocalDpi xmlns:a14="http://schemas.microsoft.com/office/drawing/2010/main" val="0"/>
@@ -795,7 +800,7 @@
         <w:pStyle w:val="ListParagraph"/>
         <w:numPr>
           <w:ilvl w:val="2"/>
-          <w:numId w:val="4"/>
+          <w:numId w:val="2"/>
         </w:numPr>
         <w:rPr>
           <w:b/>
@@ -819,7 +824,7 @@
         <w:pStyle w:val="ListParagraph"/>
         <w:numPr>
           <w:ilvl w:val="0"/>
-          <w:numId w:val="10"/>
+          <w:numId w:val="7"/>
         </w:numPr>
         <w:rPr>
           <w:sz w:val="24"/>
@@ -868,7 +873,7 @@
         <w:pStyle w:val="ListParagraph"/>
         <w:numPr>
           <w:ilvl w:val="0"/>
-          <w:numId w:val="10"/>
+          <w:numId w:val="7"/>
         </w:numPr>
         <w:rPr>
           <w:sz w:val="24"/>
@@ -943,7 +948,7 @@
         <w:pStyle w:val="ListParagraph"/>
         <w:ind w:left="1440"/>
         <w:rPr>
-          <w:rFonts w:ascii="Aptos" w:hAnsi="Aptos" w:eastAsia="Times New Roman" w:cs="Times New Roman"/>
+          <w:rFonts w:ascii="Aptos" w:eastAsia="Times New Roman" w:hAnsi="Aptos" w:cs="Times New Roman"/>
           <w:color w:val="000000"/>
           <w:kern w:val="0"/>
           <w:sz w:val="28"/>
@@ -972,7 +977,7 @@
       </w:r>
       <w:r>
         <w:rPr>
-          <w:rFonts w:ascii="Aptos" w:hAnsi="Aptos" w:eastAsia="Times New Roman" w:cs="Times New Roman"/>
+          <w:rFonts w:ascii="Aptos" w:eastAsia="Times New Roman" w:hAnsi="Aptos" w:cs="Times New Roman"/>
           <w:color w:val="000000"/>
           <w:kern w:val="0"/>
           <w:sz w:val="28"/>
@@ -1028,7 +1033,13 @@
           <wp:inline distT="0" distB="0" distL="0" distR="0" wp14:anchorId="25F6D578" wp14:editId="69F28D25">
             <wp:extent cx="5370587" cy="1629410"/>
             <wp:effectExtent l="0" t="0" r="1905" b="8890"/>
-            <wp:docPr id="1822469206" name="Picture 12"/>
+            <wp:docPr id="1822469206" name="Picture 12">
+              <a:extLst xmlns:a="http://schemas.openxmlformats.org/drawingml/2006/main">
+                <a:ext uri="{FF2B5EF4-FFF2-40B4-BE49-F238E27FC236}">
+                  <a16:creationId xmlns:a16="http://schemas.microsoft.com/office/drawing/2014/main" id="{C009412D-3229-493E-A2FA-3C89BBD0E303}"/>
+                </a:ext>
+              </a:extLst>
+            </wp:docPr>
             <wp:cNvGraphicFramePr>
               <a:graphicFrameLocks xmlns:a="http://schemas.openxmlformats.org/drawingml/2006/main" noChangeAspect="1"/>
             </wp:cNvGraphicFramePr>
@@ -1040,7 +1051,7 @@
                     <pic:cNvPicPr/>
                   </pic:nvPicPr>
                   <pic:blipFill>
-                    <a:blip r:embed="rId13">
+                    <a:blip r:embed="rId16">
                       <a:extLst>
                         <a:ext uri="{28A0092B-C50C-407E-A947-70E740481C1C}">
                           <a14:useLocalDpi xmlns:a14="http://schemas.microsoft.com/office/drawing/2010/main" val="0"/>
@@ -1136,7 +1147,7 @@
         <w:pStyle w:val="ListParagraph"/>
         <w:numPr>
           <w:ilvl w:val="0"/>
-          <w:numId w:val="12"/>
+          <w:numId w:val="5"/>
         </w:numPr>
         <w:ind w:left="3060"/>
         <w:rPr>
@@ -1190,7 +1201,7 @@
         <w:pStyle w:val="ListParagraph"/>
         <w:numPr>
           <w:ilvl w:val="0"/>
-          <w:numId w:val="12"/>
+          <w:numId w:val="5"/>
         </w:numPr>
         <w:ind w:left="3060"/>
         <w:rPr>
@@ -1261,9 +1272,9 @@
           <w:lang w:eastAsia="en-IN" w:bidi="hi-IN"/>
           <w14:ligatures w14:val="none"/>
         </w:rPr>
-        <w:t xml:space="preserve">Check if </w:t>
-      </w:r>
-      <w:proofErr w:type="gramStart"/>
+        <w:t xml:space="preserve">Check if “ </w:t>
+      </w:r>
+      <w:proofErr w:type="spellStart"/>
       <w:r>
         <w:rPr>
           <w:rFonts w:eastAsia="Times New Roman" w:cstheme="minorHAnsi"/>
@@ -1275,9 +1286,9 @@
           <w:lang w:eastAsia="en-IN" w:bidi="hi-IN"/>
           <w14:ligatures w14:val="none"/>
         </w:rPr>
-        <w:t xml:space="preserve">“ </w:t>
-      </w:r>
-      <w:proofErr w:type="spellStart"/>
+        <w:t>QTRAK_Share_qa</w:t>
+      </w:r>
+      <w:proofErr w:type="spellEnd"/>
       <w:r>
         <w:rPr>
           <w:rFonts w:eastAsia="Times New Roman" w:cstheme="minorHAnsi"/>
@@ -1289,63 +1300,7 @@
           <w:lang w:eastAsia="en-IN" w:bidi="hi-IN"/>
           <w14:ligatures w14:val="none"/>
         </w:rPr>
-        <w:t>QTRAK</w:t>
-      </w:r>
-      <w:proofErr w:type="gramEnd"/>
-      <w:r>
-        <w:rPr>
-          <w:rFonts w:eastAsia="Times New Roman" w:cstheme="minorHAnsi"/>
-          <w:b/>
-          <w:bCs/>
-          <w:kern w:val="0"/>
-          <w:sz w:val="24"/>
-          <w:szCs w:val="24"/>
-          <w:lang w:eastAsia="en-IN" w:bidi="hi-IN"/>
-          <w14:ligatures w14:val="none"/>
-        </w:rPr>
-        <w:t>_Share_qa</w:t>
-      </w:r>
-      <w:proofErr w:type="spellEnd"/>
-      <w:r>
-        <w:rPr>
-          <w:rFonts w:eastAsia="Times New Roman" w:cstheme="minorHAnsi"/>
-          <w:b/>
-          <w:bCs/>
-          <w:kern w:val="0"/>
-          <w:sz w:val="24"/>
-          <w:szCs w:val="24"/>
-          <w:lang w:eastAsia="en-IN" w:bidi="hi-IN"/>
-          <w14:ligatures w14:val="none"/>
-        </w:rPr>
-        <w:t xml:space="preserve"> </w:t>
-      </w:r>
-      <w:proofErr w:type="gramStart"/>
-      <w:r>
-        <w:rPr>
-          <w:rFonts w:eastAsia="Times New Roman" w:cstheme="minorHAnsi"/>
-          <w:b/>
-          <w:bCs/>
-          <w:kern w:val="0"/>
-          <w:sz w:val="24"/>
-          <w:szCs w:val="24"/>
-          <w:lang w:eastAsia="en-IN" w:bidi="hi-IN"/>
-          <w14:ligatures w14:val="none"/>
-        </w:rPr>
-        <w:t>“ is</w:t>
-      </w:r>
-      <w:proofErr w:type="gramEnd"/>
-      <w:r>
-        <w:rPr>
-          <w:rFonts w:eastAsia="Times New Roman" w:cstheme="minorHAnsi"/>
-          <w:b/>
-          <w:bCs/>
-          <w:kern w:val="0"/>
-          <w:sz w:val="24"/>
-          <w:szCs w:val="24"/>
-          <w:lang w:eastAsia="en-IN" w:bidi="hi-IN"/>
-          <w14:ligatures w14:val="none"/>
-        </w:rPr>
-        <w:t xml:space="preserve"> present</w:t>
+        <w:t xml:space="preserve"> “ is present</w:t>
       </w:r>
       <w:r>
         <w:rPr>
@@ -1364,7 +1319,7 @@
         <w:pStyle w:val="ListParagraph"/>
         <w:numPr>
           <w:ilvl w:val="1"/>
-          <w:numId w:val="4"/>
+          <w:numId w:val="2"/>
         </w:numPr>
         <w:spacing w:after="0" w:line="240" w:lineRule="auto"/>
         <w:rPr>
@@ -1441,7 +1396,7 @@
         <w:pStyle w:val="ListParagraph"/>
         <w:numPr>
           <w:ilvl w:val="1"/>
-          <w:numId w:val="4"/>
+          <w:numId w:val="2"/>
         </w:numPr>
         <w:spacing w:after="0" w:line="240" w:lineRule="auto"/>
         <w:rPr>
@@ -1518,7 +1473,7 @@
         <w:spacing w:before="100" w:beforeAutospacing="1" w:after="100" w:afterAutospacing="1" w:line="240" w:lineRule="auto"/>
         <w:jc w:val="center"/>
         <w:rPr>
-          <w:rFonts w:ascii="Times New Roman" w:hAnsi="Times New Roman" w:eastAsia="Times New Roman" w:cs="Times New Roman"/>
+          <w:rFonts w:ascii="Times New Roman" w:eastAsia="Times New Roman" w:hAnsi="Times New Roman" w:cs="Times New Roman"/>
           <w:kern w:val="0"/>
           <w:sz w:val="24"/>
           <w:szCs w:val="24"/>
@@ -1532,12 +1487,17 @@
           <w:sz w:val="28"/>
           <w:szCs w:val="28"/>
         </w:rPr>
-        <w:lastRenderedPageBreak/>
         <w:drawing>
           <wp:inline distT="0" distB="0" distL="0" distR="0" wp14:anchorId="50797627" wp14:editId="250AFC11">
             <wp:extent cx="5731510" cy="2507615"/>
             <wp:effectExtent l="0" t="0" r="2540" b="6985"/>
-            <wp:docPr id="492407110" name="Picture 13"/>
+            <wp:docPr id="492407110" name="Picture 13">
+              <a:extLst xmlns:a="http://schemas.openxmlformats.org/drawingml/2006/main">
+                <a:ext uri="{FF2B5EF4-FFF2-40B4-BE49-F238E27FC236}">
+                  <a16:creationId xmlns:a16="http://schemas.microsoft.com/office/drawing/2014/main" id="{7FC17BB5-5DB5-42EA-85EF-72F72910FF31}"/>
+                </a:ext>
+              </a:extLst>
+            </wp:docPr>
             <wp:cNvGraphicFramePr>
               <a:graphicFrameLocks xmlns:a="http://schemas.openxmlformats.org/drawingml/2006/main" noChangeAspect="1"/>
             </wp:cNvGraphicFramePr>
@@ -1549,7 +1509,7 @@
                     <pic:cNvPicPr/>
                   </pic:nvPicPr>
                   <pic:blipFill>
-                    <a:blip r:embed="rId14">
+                    <a:blip r:embed="rId17">
                       <a:extLst>
                         <a:ext uri="{28A0092B-C50C-407E-A947-70E740481C1C}">
                           <a14:useLocalDpi xmlns:a14="http://schemas.microsoft.com/office/drawing/2010/main" val="0"/>
@@ -1609,7 +1569,7 @@
         <w:pStyle w:val="ListParagraph"/>
         <w:numPr>
           <w:ilvl w:val="0"/>
-          <w:numId w:val="5"/>
+          <w:numId w:val="8"/>
         </w:numPr>
         <w:ind w:left="3060"/>
         <w:rPr>
@@ -1639,7 +1599,6 @@
         <w:t>QTRAK_Share_qa</w:t>
       </w:r>
       <w:proofErr w:type="spellEnd"/>
-      <w:proofErr w:type="gramStart"/>
       <w:r>
         <w:rPr>
           <w:b/>
@@ -1649,14 +1608,13 @@
         </w:rPr>
         <w:t>/ :</w:t>
       </w:r>
-      <w:proofErr w:type="gramEnd"/>
     </w:p>
     <w:p>
       <w:pPr>
         <w:pStyle w:val="ListParagraph"/>
         <w:numPr>
           <w:ilvl w:val="1"/>
-          <w:numId w:val="4"/>
+          <w:numId w:val="2"/>
         </w:numPr>
         <w:ind w:left="3150" w:hanging="90"/>
       </w:pPr>
@@ -1664,11 +1622,7 @@
         <w:t xml:space="preserve"> </w:t>
       </w:r>
       <w:r>
-        <w:t xml:space="preserve">Moves into </w:t>
-      </w:r>
-      <w:proofErr w:type="gramStart"/>
-      <w:r>
-        <w:t>the</w:t>
+        <w:t>Moves into the</w:t>
       </w:r>
       <w:r>
         <w:t xml:space="preserve"> </w:t>
@@ -1677,11 +1631,7 @@
         <w:t xml:space="preserve"> </w:t>
       </w:r>
       <w:r>
-        <w:t>‘</w:t>
-      </w:r>
-      <w:proofErr w:type="gramEnd"/>
-      <w:r>
-        <w:t xml:space="preserve"> </w:t>
+        <w:t xml:space="preserve">‘ </w:t>
       </w:r>
       <w:proofErr w:type="spellStart"/>
       <w:r>
@@ -1689,18 +1639,10 @@
       </w:r>
       <w:proofErr w:type="spellEnd"/>
       <w:r>
-        <w:t xml:space="preserve"> </w:t>
-      </w:r>
-      <w:proofErr w:type="gramStart"/>
-      <w:r>
-        <w:t>‘</w:t>
-      </w:r>
-      <w:r>
-        <w:t xml:space="preserve"> directory</w:t>
-      </w:r>
-      <w:proofErr w:type="gramEnd"/>
-      <w:r>
-        <w:t>.</w:t>
+        <w:t xml:space="preserve"> ‘</w:t>
+      </w:r>
+      <w:r>
+        <w:t xml:space="preserve"> directory.</w:t>
       </w:r>
     </w:p>
     <w:p>
@@ -1708,7 +1650,7 @@
         <w:pStyle w:val="ListParagraph"/>
         <w:numPr>
           <w:ilvl w:val="0"/>
-          <w:numId w:val="5"/>
+          <w:numId w:val="8"/>
         </w:numPr>
         <w:ind w:left="3060"/>
         <w:rPr>
@@ -1728,7 +1670,6 @@
         <w:t> ls -</w:t>
       </w:r>
       <w:proofErr w:type="spellStart"/>
-      <w:proofErr w:type="gramStart"/>
       <w:r>
         <w:rPr>
           <w:b/>
@@ -1748,14 +1689,13 @@
         </w:rPr>
         <w:t xml:space="preserve"> :</w:t>
       </w:r>
-      <w:proofErr w:type="gramEnd"/>
     </w:p>
     <w:p>
       <w:pPr>
         <w:pStyle w:val="ListParagraph"/>
         <w:numPr>
           <w:ilvl w:val="1"/>
-          <w:numId w:val="4"/>
+          <w:numId w:val="2"/>
         </w:numPr>
         <w:spacing w:after="0" w:line="240" w:lineRule="auto"/>
         <w:ind w:left="3240" w:hanging="90"/>
@@ -1801,7 +1741,7 @@
         <w:pStyle w:val="ListParagraph"/>
         <w:numPr>
           <w:ilvl w:val="0"/>
-          <w:numId w:val="13"/>
+          <w:numId w:val="4"/>
         </w:numPr>
         <w:spacing w:after="0" w:line="240" w:lineRule="auto"/>
         <w:rPr>
@@ -1850,7 +1790,7 @@
         <w:pStyle w:val="ListParagraph"/>
         <w:numPr>
           <w:ilvl w:val="0"/>
-          <w:numId w:val="13"/>
+          <w:numId w:val="4"/>
         </w:numPr>
         <w:spacing w:after="0" w:line="240" w:lineRule="auto"/>
         <w:rPr>
@@ -1912,7 +1852,7 @@
       </w:pPr>
     </w:p>
     <w:sectPr>
-      <w:pgSz w:w="11906" w:h="16838" w:orient="portrait"/>
+      <w:pgSz w:w="11906" w:h="16838"/>
       <w:pgMar w:top="1440" w:right="1440" w:bottom="1440" w:left="1440" w:header="720" w:footer="720" w:gutter="0"/>
       <w:cols w:space="720"/>
       <w:docGrid w:linePitch="360"/>
@@ -1922,7 +1862,7 @@
 </file>
 
 <file path=word/numbering.xml><?xml version="1.0" encoding="utf-8"?>
-<w:numbering xmlns:wpc="http://schemas.microsoft.com/office/word/2010/wordprocessingCanvas" xmlns:cx="http://schemas.microsoft.com/office/drawing/2014/chartex" xmlns:cx1="http://schemas.microsoft.com/office/drawing/2015/9/8/chartex" xmlns:cx2="http://schemas.microsoft.com/office/drawing/2015/10/21/chartex" xmlns:cx3="http://schemas.microsoft.com/office/drawing/2016/5/9/chartex" xmlns:cx4="http://schemas.microsoft.com/office/drawing/2016/5/10/chartex" xmlns:cx5="http://schemas.microsoft.com/office/drawing/2016/5/11/chartex" xmlns:cx6="http://schemas.microsoft.com/office/drawing/2016/5/12/chartex" xmlns:cx7="http://schemas.microsoft.com/office/drawing/2016/5/13/chartex" xmlns:cx8="http://schemas.microsoft.com/office/drawing/2016/5/14/chartex" xmlns:mc="http://schemas.openxmlformats.org/markup-compatibility/2006" xmlns:aink="http://schemas.microsoft.com/office/drawing/2016/ink" xmlns:am3d="http://schemas.microsoft.com/office/drawing/2017/model3d" xmlns:o="urn:schemas-microsoft-com:office:office" xmlns:oel="http://schemas.microsoft.com/office/2019/extlst" xmlns:r="http://schemas.openxmlformats.org/officeDocument/2006/relationships" xmlns:m="http://schemas.openxmlformats.org/officeDocument/2006/math" xmlns:v="urn:schemas-microsoft-com:vml" xmlns:wp14="http://schemas.microsoft.com/office/word/2010/wordprocessingDrawing" xmlns:wp="http://schemas.openxmlformats.org/drawingml/2006/wordprocessingDrawing" xmlns:w10="urn:schemas-microsoft-com:office:word" xmlns:w="http://schemas.openxmlformats.org/wordprocessingml/2006/main" xmlns:w14="http://schemas.microsoft.com/office/word/2010/wordml" xmlns:w15="http://schemas.microsoft.com/office/word/2012/wordml" xmlns:w16cex="http://schemas.microsoft.com/office/word/2018/wordml/cex" xmlns:w16cid="http://schemas.microsoft.com/office/word/2016/wordml/cid" xmlns:w16="http://schemas.microsoft.com/office/word/2018/wordml" xmlns:w16du="http://schemas.microsoft.com/office/word/2023/wordml/word16du" xmlns:w16sdtdh="http://schemas.microsoft.com/office/word/2020/wordml/sdtdatahash" xmlns:w16sdtfl="http://schemas.microsoft.com/office/word/2024/wordml/sdtformatlock" xmlns:w16se="http://schemas.microsoft.com/office/word/2015/wordml/symex" xmlns:wpg="http://schemas.microsoft.com/office/word/2010/wordprocessingGroup" xmlns:wpi="http://schemas.microsoft.com/office/word/2010/wordprocessingInk" xmlns:wne="http://schemas.microsoft.com/office/word/2006/wordml" xmlns:wps="http://schemas.microsoft.com/office/word/2010/wordprocessingShape" mc:Ignorable="w14 w15 w16se w16cid w16 w16cex w16sdtdh w16sdtfl w16du wp14">
+<w:numbering xmlns:wpc="http://schemas.microsoft.com/office/word/2010/wordprocessingCanvas" xmlns:cx="http://schemas.microsoft.com/office/drawing/2014/chartex" xmlns:cx1="http://schemas.microsoft.com/office/drawing/2015/9/8/chartex" xmlns:cx2="http://schemas.microsoft.com/office/drawing/2015/10/21/chartex" xmlns:cx3="http://schemas.microsoft.com/office/drawing/2016/5/9/chartex" xmlns:cx4="http://schemas.microsoft.com/office/drawing/2016/5/10/chartex" xmlns:cx5="http://schemas.microsoft.com/office/drawing/2016/5/11/chartex" xmlns:cx6="http://schemas.microsoft.com/office/drawing/2016/5/12/chartex" xmlns:cx7="http://schemas.microsoft.com/office/drawing/2016/5/13/chartex" xmlns:cx8="http://schemas.microsoft.com/office/drawing/2016/5/14/chartex" xmlns:mc="http://schemas.openxmlformats.org/markup-compatibility/2006" xmlns:aink="http://schemas.microsoft.com/office/drawing/2016/ink" xmlns:am3d="http://schemas.microsoft.com/office/drawing/2017/model3d" xmlns:o="urn:schemas-microsoft-com:office:office" xmlns:oel="http://schemas.microsoft.com/office/2019/extlst" xmlns:r="http://schemas.openxmlformats.org/officeDocument/2006/relationships" xmlns:m="http://schemas.openxmlformats.org/officeDocument/2006/math" xmlns:v="urn:schemas-microsoft-com:vml" xmlns:wp14="http://schemas.microsoft.com/office/word/2010/wordprocessingDrawing" xmlns:wp="http://schemas.openxmlformats.org/drawingml/2006/wordprocessingDrawing" xmlns:w10="urn:schemas-microsoft-com:office:word" xmlns:w="http://schemas.openxmlformats.org/wordprocessingml/2006/main" xmlns:w14="http://schemas.microsoft.com/office/word/2010/wordml" xmlns:w15="http://schemas.microsoft.com/office/word/2012/wordml" xmlns:w16cei="http://schemas.microsoft.com/office/word/2026/wordml/cei" xmlns:w16cex="http://schemas.microsoft.com/office/word/2018/wordml/cex" xmlns:w16cid="http://schemas.microsoft.com/office/word/2016/wordml/cid" xmlns:w16="http://schemas.microsoft.com/office/word/2018/wordml" xmlns:w16du="http://schemas.microsoft.com/office/word/2023/wordml/word16du" xmlns:w16sdtdh="http://schemas.microsoft.com/office/word/2020/wordml/sdtdatahash" xmlns:w16sdtfl="http://schemas.microsoft.com/office/word/2024/wordml/sdtformatlock" xmlns:w16se="http://schemas.microsoft.com/office/word/2015/wordml/symex" xmlns:wpg="http://schemas.microsoft.com/office/word/2010/wordprocessingGroup" xmlns:wpi="http://schemas.microsoft.com/office/word/2010/wordprocessingInk" xmlns:wne="http://schemas.microsoft.com/office/word/2006/wordml" xmlns:wps="http://schemas.microsoft.com/office/word/2010/wordprocessingShape" mc:Ignorable="w14 w15 w16se w16cid w16 w16cex w16sdtdh w16sdtfl w16du wp14">
   <w:abstractNum w:abstractNumId="0" w15:restartNumberingAfterBreak="0">
     <w:nsid w:val="00BE2647"/>
     <w:multiLevelType w:val="multilevel"/>
@@ -2049,7 +1989,7 @@
         <w:ind w:left="2160" w:hanging="360"/>
       </w:pPr>
       <w:rPr>
-        <w:rFonts w:hint="default" w:ascii="Wingdings" w:hAnsi="Wingdings"/>
+        <w:rFonts w:ascii="Wingdings" w:hAnsi="Wingdings" w:hint="default"/>
       </w:rPr>
     </w:lvl>
     <w:lvl w:ilvl="1" w:tplc="40090003" w:tentative="1">
@@ -2061,7 +2001,7 @@
         <w:ind w:left="2880" w:hanging="360"/>
       </w:pPr>
       <w:rPr>
-        <w:rFonts w:hint="default" w:ascii="Courier New" w:hAnsi="Courier New" w:cs="Courier New"/>
+        <w:rFonts w:ascii="Courier New" w:hAnsi="Courier New" w:cs="Courier New" w:hint="default"/>
       </w:rPr>
     </w:lvl>
     <w:lvl w:ilvl="2" w:tplc="40090005" w:tentative="1">
@@ -2073,7 +2013,7 @@
         <w:ind w:left="3600" w:hanging="360"/>
       </w:pPr>
       <w:rPr>
-        <w:rFonts w:hint="default" w:ascii="Wingdings" w:hAnsi="Wingdings"/>
+        <w:rFonts w:ascii="Wingdings" w:hAnsi="Wingdings" w:hint="default"/>
       </w:rPr>
     </w:lvl>
     <w:lvl w:ilvl="3" w:tplc="40090001" w:tentative="1">
@@ -2085,7 +2025,7 @@
         <w:ind w:left="4320" w:hanging="360"/>
       </w:pPr>
       <w:rPr>
-        <w:rFonts w:hint="default" w:ascii="Symbol" w:hAnsi="Symbol"/>
+        <w:rFonts w:ascii="Symbol" w:hAnsi="Symbol" w:hint="default"/>
       </w:rPr>
     </w:lvl>
     <w:lvl w:ilvl="4" w:tplc="40090003" w:tentative="1">
@@ -2097,7 +2037,7 @@
         <w:ind w:left="5040" w:hanging="360"/>
       </w:pPr>
       <w:rPr>
-        <w:rFonts w:hint="default" w:ascii="Courier New" w:hAnsi="Courier New" w:cs="Courier New"/>
+        <w:rFonts w:ascii="Courier New" w:hAnsi="Courier New" w:cs="Courier New" w:hint="default"/>
       </w:rPr>
     </w:lvl>
     <w:lvl w:ilvl="5" w:tplc="40090005" w:tentative="1">
@@ -2109,7 +2049,7 @@
         <w:ind w:left="5760" w:hanging="360"/>
       </w:pPr>
       <w:rPr>
-        <w:rFonts w:hint="default" w:ascii="Wingdings" w:hAnsi="Wingdings"/>
+        <w:rFonts w:ascii="Wingdings" w:hAnsi="Wingdings" w:hint="default"/>
       </w:rPr>
     </w:lvl>
     <w:lvl w:ilvl="6" w:tplc="40090001" w:tentative="1">
@@ -2121,7 +2061,7 @@
         <w:ind w:left="6480" w:hanging="360"/>
       </w:pPr>
       <w:rPr>
-        <w:rFonts w:hint="default" w:ascii="Symbol" w:hAnsi="Symbol"/>
+        <w:rFonts w:ascii="Symbol" w:hAnsi="Symbol" w:hint="default"/>
       </w:rPr>
     </w:lvl>
     <w:lvl w:ilvl="7" w:tplc="40090003" w:tentative="1">
@@ -2133,7 +2073,7 @@
         <w:ind w:left="7200" w:hanging="360"/>
       </w:pPr>
       <w:rPr>
-        <w:rFonts w:hint="default" w:ascii="Courier New" w:hAnsi="Courier New" w:cs="Courier New"/>
+        <w:rFonts w:ascii="Courier New" w:hAnsi="Courier New" w:cs="Courier New" w:hint="default"/>
       </w:rPr>
     </w:lvl>
     <w:lvl w:ilvl="8" w:tplc="40090005" w:tentative="1">
@@ -2145,7 +2085,7 @@
         <w:ind w:left="7920" w:hanging="360"/>
       </w:pPr>
       <w:rPr>
-        <w:rFonts w:hint="default" w:ascii="Wingdings" w:hAnsi="Wingdings"/>
+        <w:rFonts w:ascii="Wingdings" w:hAnsi="Wingdings" w:hint="default"/>
       </w:rPr>
     </w:lvl>
   </w:abstractNum>
@@ -2162,7 +2102,7 @@
         <w:ind w:left="1440" w:hanging="360"/>
       </w:pPr>
       <w:rPr>
-        <w:rFonts w:hint="default" w:ascii="Wingdings" w:hAnsi="Wingdings"/>
+        <w:rFonts w:ascii="Wingdings" w:hAnsi="Wingdings" w:hint="default"/>
       </w:rPr>
     </w:lvl>
     <w:lvl w:ilvl="1" w:tplc="40090003" w:tentative="1">
@@ -2174,7 +2114,7 @@
         <w:ind w:left="2160" w:hanging="360"/>
       </w:pPr>
       <w:rPr>
-        <w:rFonts w:hint="default" w:ascii="Courier New" w:hAnsi="Courier New" w:cs="Courier New"/>
+        <w:rFonts w:ascii="Courier New" w:hAnsi="Courier New" w:cs="Courier New" w:hint="default"/>
       </w:rPr>
     </w:lvl>
     <w:lvl w:ilvl="2" w:tplc="40090005" w:tentative="1">
@@ -2186,7 +2126,7 @@
         <w:ind w:left="2880" w:hanging="360"/>
       </w:pPr>
       <w:rPr>
-        <w:rFonts w:hint="default" w:ascii="Wingdings" w:hAnsi="Wingdings"/>
+        <w:rFonts w:ascii="Wingdings" w:hAnsi="Wingdings" w:hint="default"/>
       </w:rPr>
     </w:lvl>
     <w:lvl w:ilvl="3" w:tplc="40090001" w:tentative="1">
@@ -2198,7 +2138,7 @@
         <w:ind w:left="3600" w:hanging="360"/>
       </w:pPr>
       <w:rPr>
-        <w:rFonts w:hint="default" w:ascii="Symbol" w:hAnsi="Symbol"/>
+        <w:rFonts w:ascii="Symbol" w:hAnsi="Symbol" w:hint="default"/>
       </w:rPr>
     </w:lvl>
     <w:lvl w:ilvl="4" w:tplc="40090003" w:tentative="1">
@@ -2210,7 +2150,7 @@
         <w:ind w:left="4320" w:hanging="360"/>
       </w:pPr>
       <w:rPr>
-        <w:rFonts w:hint="default" w:ascii="Courier New" w:hAnsi="Courier New" w:cs="Courier New"/>
+        <w:rFonts w:ascii="Courier New" w:hAnsi="Courier New" w:cs="Courier New" w:hint="default"/>
       </w:rPr>
     </w:lvl>
     <w:lvl w:ilvl="5" w:tplc="40090005" w:tentative="1">
@@ -2222,7 +2162,7 @@
         <w:ind w:left="5040" w:hanging="360"/>
       </w:pPr>
       <w:rPr>
-        <w:rFonts w:hint="default" w:ascii="Wingdings" w:hAnsi="Wingdings"/>
+        <w:rFonts w:ascii="Wingdings" w:hAnsi="Wingdings" w:hint="default"/>
       </w:rPr>
     </w:lvl>
     <w:lvl w:ilvl="6" w:tplc="40090001" w:tentative="1">
@@ -2234,7 +2174,7 @@
         <w:ind w:left="5760" w:hanging="360"/>
       </w:pPr>
       <w:rPr>
-        <w:rFonts w:hint="default" w:ascii="Symbol" w:hAnsi="Symbol"/>
+        <w:rFonts w:ascii="Symbol" w:hAnsi="Symbol" w:hint="default"/>
       </w:rPr>
     </w:lvl>
     <w:lvl w:ilvl="7" w:tplc="40090003" w:tentative="1">
@@ -2246,7 +2186,7 @@
         <w:ind w:left="6480" w:hanging="360"/>
       </w:pPr>
       <w:rPr>
-        <w:rFonts w:hint="default" w:ascii="Courier New" w:hAnsi="Courier New" w:cs="Courier New"/>
+        <w:rFonts w:ascii="Courier New" w:hAnsi="Courier New" w:cs="Courier New" w:hint="default"/>
       </w:rPr>
     </w:lvl>
     <w:lvl w:ilvl="8" w:tplc="40090005" w:tentative="1">
@@ -2258,7 +2198,7 @@
         <w:ind w:left="7200" w:hanging="360"/>
       </w:pPr>
       <w:rPr>
-        <w:rFonts w:hint="default" w:ascii="Wingdings" w:hAnsi="Wingdings"/>
+        <w:rFonts w:ascii="Wingdings" w:hAnsi="Wingdings" w:hint="default"/>
       </w:rPr>
     </w:lvl>
   </w:abstractNum>
@@ -2275,7 +2215,7 @@
         <w:ind w:left="720" w:hanging="360"/>
       </w:pPr>
       <w:rPr>
-        <w:rFonts w:hint="default" w:ascii="Wingdings" w:hAnsi="Wingdings"/>
+        <w:rFonts w:ascii="Wingdings" w:hAnsi="Wingdings" w:hint="default"/>
       </w:rPr>
     </w:lvl>
     <w:lvl w:ilvl="1" w:tplc="40090003" w:tentative="1">
@@ -2287,7 +2227,7 @@
         <w:ind w:left="1440" w:hanging="360"/>
       </w:pPr>
       <w:rPr>
-        <w:rFonts w:hint="default" w:ascii="Courier New" w:hAnsi="Courier New" w:cs="Courier New"/>
+        <w:rFonts w:ascii="Courier New" w:hAnsi="Courier New" w:cs="Courier New" w:hint="default"/>
       </w:rPr>
     </w:lvl>
     <w:lvl w:ilvl="2" w:tplc="40090005" w:tentative="1">
@@ -2299,7 +2239,7 @@
         <w:ind w:left="2160" w:hanging="360"/>
       </w:pPr>
       <w:rPr>
-        <w:rFonts w:hint="default" w:ascii="Wingdings" w:hAnsi="Wingdings"/>
+        <w:rFonts w:ascii="Wingdings" w:hAnsi="Wingdings" w:hint="default"/>
       </w:rPr>
     </w:lvl>
     <w:lvl w:ilvl="3" w:tplc="40090001" w:tentative="1">
@@ -2311,7 +2251,7 @@
         <w:ind w:left="2880" w:hanging="360"/>
       </w:pPr>
       <w:rPr>
-        <w:rFonts w:hint="default" w:ascii="Symbol" w:hAnsi="Symbol"/>
+        <w:rFonts w:ascii="Symbol" w:hAnsi="Symbol" w:hint="default"/>
       </w:rPr>
     </w:lvl>
     <w:lvl w:ilvl="4" w:tplc="40090003" w:tentative="1">
@@ -2323,7 +2263,7 @@
         <w:ind w:left="3600" w:hanging="360"/>
       </w:pPr>
       <w:rPr>
-        <w:rFonts w:hint="default" w:ascii="Courier New" w:hAnsi="Courier New" w:cs="Courier New"/>
+        <w:rFonts w:ascii="Courier New" w:hAnsi="Courier New" w:cs="Courier New" w:hint="default"/>
       </w:rPr>
     </w:lvl>
     <w:lvl w:ilvl="5" w:tplc="40090005" w:tentative="1">
@@ -2335,7 +2275,7 @@
         <w:ind w:left="4320" w:hanging="360"/>
       </w:pPr>
       <w:rPr>
-        <w:rFonts w:hint="default" w:ascii="Wingdings" w:hAnsi="Wingdings"/>
+        <w:rFonts w:ascii="Wingdings" w:hAnsi="Wingdings" w:hint="default"/>
       </w:rPr>
     </w:lvl>
     <w:lvl w:ilvl="6" w:tplc="40090001" w:tentative="1">
@@ -2347,7 +2287,7 @@
         <w:ind w:left="5040" w:hanging="360"/>
       </w:pPr>
       <w:rPr>
-        <w:rFonts w:hint="default" w:ascii="Symbol" w:hAnsi="Symbol"/>
+        <w:rFonts w:ascii="Symbol" w:hAnsi="Symbol" w:hint="default"/>
       </w:rPr>
     </w:lvl>
     <w:lvl w:ilvl="7" w:tplc="40090003" w:tentative="1">
@@ -2359,7 +2299,7 @@
         <w:ind w:left="5760" w:hanging="360"/>
       </w:pPr>
       <w:rPr>
-        <w:rFonts w:hint="default" w:ascii="Courier New" w:hAnsi="Courier New" w:cs="Courier New"/>
+        <w:rFonts w:ascii="Courier New" w:hAnsi="Courier New" w:cs="Courier New" w:hint="default"/>
       </w:rPr>
     </w:lvl>
     <w:lvl w:ilvl="8" w:tplc="40090005" w:tentative="1">
@@ -2371,7 +2311,7 @@
         <w:ind w:left="6480" w:hanging="360"/>
       </w:pPr>
       <w:rPr>
-        <w:rFonts w:hint="default" w:ascii="Wingdings" w:hAnsi="Wingdings"/>
+        <w:rFonts w:ascii="Wingdings" w:hAnsi="Wingdings" w:hint="default"/>
       </w:rPr>
     </w:lvl>
   </w:abstractNum>
@@ -2400,7 +2340,7 @@
         <w:ind w:left="1440" w:hanging="360"/>
       </w:pPr>
       <w:rPr>
-        <w:rFonts w:hint="default" w:ascii="Calibri" w:hAnsi="Calibri" w:cs="Calibri" w:eastAsiaTheme="minorHAnsi"/>
+        <w:rFonts w:ascii="Calibri" w:eastAsiaTheme="minorHAnsi" w:hAnsi="Calibri" w:cs="Calibri" w:hint="default"/>
       </w:rPr>
     </w:lvl>
     <w:lvl w:ilvl="2">
@@ -2617,7 +2557,7 @@
         <w:ind w:left="720" w:hanging="360"/>
       </w:pPr>
       <w:rPr>
-        <w:rFonts w:hint="default" w:ascii="Symbol" w:hAnsi="Symbol"/>
+        <w:rFonts w:ascii="Symbol" w:hAnsi="Symbol" w:hint="default"/>
         <w:sz w:val="20"/>
       </w:rPr>
     </w:lvl>
@@ -2633,7 +2573,7 @@
         <w:ind w:left="1440" w:hanging="360"/>
       </w:pPr>
       <w:rPr>
-        <w:rFonts w:hint="default" w:ascii="Courier New" w:hAnsi="Courier New"/>
+        <w:rFonts w:ascii="Courier New" w:hAnsi="Courier New" w:hint="default"/>
         <w:sz w:val="20"/>
       </w:rPr>
     </w:lvl>
@@ -2649,7 +2589,7 @@
         <w:ind w:left="2160" w:hanging="360"/>
       </w:pPr>
       <w:rPr>
-        <w:rFonts w:hint="default" w:ascii="Wingdings" w:hAnsi="Wingdings"/>
+        <w:rFonts w:ascii="Wingdings" w:hAnsi="Wingdings" w:hint="default"/>
         <w:sz w:val="20"/>
       </w:rPr>
     </w:lvl>
@@ -2665,7 +2605,7 @@
         <w:ind w:left="2880" w:hanging="360"/>
       </w:pPr>
       <w:rPr>
-        <w:rFonts w:hint="default" w:ascii="Wingdings" w:hAnsi="Wingdings"/>
+        <w:rFonts w:ascii="Wingdings" w:hAnsi="Wingdings" w:hint="default"/>
         <w:sz w:val="20"/>
       </w:rPr>
     </w:lvl>
@@ -2681,7 +2621,7 @@
         <w:ind w:left="3600" w:hanging="360"/>
       </w:pPr>
       <w:rPr>
-        <w:rFonts w:hint="default" w:ascii="Wingdings" w:hAnsi="Wingdings"/>
+        <w:rFonts w:ascii="Wingdings" w:hAnsi="Wingdings" w:hint="default"/>
         <w:sz w:val="20"/>
       </w:rPr>
     </w:lvl>
@@ -2697,7 +2637,7 @@
         <w:ind w:left="4320" w:hanging="360"/>
       </w:pPr>
       <w:rPr>
-        <w:rFonts w:hint="default" w:ascii="Wingdings" w:hAnsi="Wingdings"/>
+        <w:rFonts w:ascii="Wingdings" w:hAnsi="Wingdings" w:hint="default"/>
         <w:sz w:val="20"/>
       </w:rPr>
     </w:lvl>
@@ -2713,7 +2653,7 @@
         <w:ind w:left="5040" w:hanging="360"/>
       </w:pPr>
       <w:rPr>
-        <w:rFonts w:hint="default" w:ascii="Wingdings" w:hAnsi="Wingdings"/>
+        <w:rFonts w:ascii="Wingdings" w:hAnsi="Wingdings" w:hint="default"/>
         <w:sz w:val="20"/>
       </w:rPr>
     </w:lvl>
@@ -2729,7 +2669,7 @@
         <w:ind w:left="5760" w:hanging="360"/>
       </w:pPr>
       <w:rPr>
-        <w:rFonts w:hint="default" w:ascii="Wingdings" w:hAnsi="Wingdings"/>
+        <w:rFonts w:ascii="Wingdings" w:hAnsi="Wingdings" w:hint="default"/>
         <w:sz w:val="20"/>
       </w:rPr>
     </w:lvl>
@@ -2745,7 +2685,7 @@
         <w:ind w:left="6480" w:hanging="360"/>
       </w:pPr>
       <w:rPr>
-        <w:rFonts w:hint="default" w:ascii="Wingdings" w:hAnsi="Wingdings"/>
+        <w:rFonts w:ascii="Wingdings" w:hAnsi="Wingdings" w:hint="default"/>
         <w:sz w:val="20"/>
       </w:rPr>
     </w:lvl>
@@ -2883,7 +2823,7 @@
         <w:ind w:left="720" w:hanging="360"/>
       </w:pPr>
       <w:rPr>
-        <w:rFonts w:hint="default" w:ascii="Symbol" w:hAnsi="Symbol"/>
+        <w:rFonts w:ascii="Symbol" w:hAnsi="Symbol" w:hint="default"/>
         <w:sz w:val="20"/>
       </w:rPr>
     </w:lvl>
@@ -2899,7 +2839,7 @@
         <w:ind w:left="1440" w:hanging="360"/>
       </w:pPr>
       <w:rPr>
-        <w:rFonts w:hint="default" w:ascii="Courier New" w:hAnsi="Courier New"/>
+        <w:rFonts w:ascii="Courier New" w:hAnsi="Courier New" w:hint="default"/>
         <w:sz w:val="20"/>
       </w:rPr>
     </w:lvl>
@@ -2915,7 +2855,7 @@
         <w:ind w:left="2160" w:hanging="360"/>
       </w:pPr>
       <w:rPr>
-        <w:rFonts w:hint="default" w:ascii="Wingdings" w:hAnsi="Wingdings"/>
+        <w:rFonts w:ascii="Wingdings" w:hAnsi="Wingdings" w:hint="default"/>
         <w:sz w:val="20"/>
       </w:rPr>
     </w:lvl>
@@ -2931,7 +2871,7 @@
         <w:ind w:left="2880" w:hanging="360"/>
       </w:pPr>
       <w:rPr>
-        <w:rFonts w:hint="default" w:ascii="Wingdings" w:hAnsi="Wingdings"/>
+        <w:rFonts w:ascii="Wingdings" w:hAnsi="Wingdings" w:hint="default"/>
         <w:sz w:val="20"/>
       </w:rPr>
     </w:lvl>
@@ -2947,7 +2887,7 @@
         <w:ind w:left="3600" w:hanging="360"/>
       </w:pPr>
       <w:rPr>
-        <w:rFonts w:hint="default" w:ascii="Wingdings" w:hAnsi="Wingdings"/>
+        <w:rFonts w:ascii="Wingdings" w:hAnsi="Wingdings" w:hint="default"/>
         <w:sz w:val="20"/>
       </w:rPr>
     </w:lvl>
@@ -2963,7 +2903,7 @@
         <w:ind w:left="4320" w:hanging="360"/>
       </w:pPr>
       <w:rPr>
-        <w:rFonts w:hint="default" w:ascii="Wingdings" w:hAnsi="Wingdings"/>
+        <w:rFonts w:ascii="Wingdings" w:hAnsi="Wingdings" w:hint="default"/>
         <w:sz w:val="20"/>
       </w:rPr>
     </w:lvl>
@@ -2979,7 +2919,7 @@
         <w:ind w:left="5040" w:hanging="360"/>
       </w:pPr>
       <w:rPr>
-        <w:rFonts w:hint="default" w:ascii="Wingdings" w:hAnsi="Wingdings"/>
+        <w:rFonts w:ascii="Wingdings" w:hAnsi="Wingdings" w:hint="default"/>
         <w:sz w:val="20"/>
       </w:rPr>
     </w:lvl>
@@ -2995,7 +2935,7 @@
         <w:ind w:left="5760" w:hanging="360"/>
       </w:pPr>
       <w:rPr>
-        <w:rFonts w:hint="default" w:ascii="Wingdings" w:hAnsi="Wingdings"/>
+        <w:rFonts w:ascii="Wingdings" w:hAnsi="Wingdings" w:hint="default"/>
         <w:sz w:val="20"/>
       </w:rPr>
     </w:lvl>
@@ -3011,7 +2951,7 @@
         <w:ind w:left="6480" w:hanging="360"/>
       </w:pPr>
       <w:rPr>
-        <w:rFonts w:hint="default" w:ascii="Wingdings" w:hAnsi="Wingdings"/>
+        <w:rFonts w:ascii="Wingdings" w:hAnsi="Wingdings" w:hint="default"/>
         <w:sz w:val="20"/>
       </w:rPr>
     </w:lvl>
@@ -3032,7 +2972,7 @@
         <w:ind w:left="720" w:hanging="360"/>
       </w:pPr>
       <w:rPr>
-        <w:rFonts w:hint="default" w:ascii="Symbol" w:hAnsi="Symbol"/>
+        <w:rFonts w:ascii="Symbol" w:hAnsi="Symbol" w:hint="default"/>
         <w:sz w:val="20"/>
       </w:rPr>
     </w:lvl>
@@ -3048,7 +2988,7 @@
         <w:ind w:left="1440" w:hanging="360"/>
       </w:pPr>
       <w:rPr>
-        <w:rFonts w:hint="default" w:ascii="Courier New" w:hAnsi="Courier New"/>
+        <w:rFonts w:ascii="Courier New" w:hAnsi="Courier New" w:hint="default"/>
         <w:sz w:val="20"/>
       </w:rPr>
     </w:lvl>
@@ -3064,7 +3004,7 @@
         <w:ind w:left="2160" w:hanging="360"/>
       </w:pPr>
       <w:rPr>
-        <w:rFonts w:hint="default" w:ascii="Wingdings" w:hAnsi="Wingdings"/>
+        <w:rFonts w:ascii="Wingdings" w:hAnsi="Wingdings" w:hint="default"/>
         <w:sz w:val="20"/>
       </w:rPr>
     </w:lvl>
@@ -3080,7 +3020,7 @@
         <w:ind w:left="2880" w:hanging="360"/>
       </w:pPr>
       <w:rPr>
-        <w:rFonts w:hint="default" w:ascii="Wingdings" w:hAnsi="Wingdings"/>
+        <w:rFonts w:ascii="Wingdings" w:hAnsi="Wingdings" w:hint="default"/>
         <w:sz w:val="20"/>
       </w:rPr>
     </w:lvl>
@@ -3096,7 +3036,7 @@
         <w:ind w:left="3600" w:hanging="360"/>
       </w:pPr>
       <w:rPr>
-        <w:rFonts w:hint="default" w:ascii="Wingdings" w:hAnsi="Wingdings"/>
+        <w:rFonts w:ascii="Wingdings" w:hAnsi="Wingdings" w:hint="default"/>
         <w:sz w:val="20"/>
       </w:rPr>
     </w:lvl>
@@ -3112,7 +3052,7 @@
         <w:ind w:left="4320" w:hanging="360"/>
       </w:pPr>
       <w:rPr>
-        <w:rFonts w:hint="default" w:ascii="Wingdings" w:hAnsi="Wingdings"/>
+        <w:rFonts w:ascii="Wingdings" w:hAnsi="Wingdings" w:hint="default"/>
         <w:sz w:val="20"/>
       </w:rPr>
     </w:lvl>
@@ -3128,7 +3068,7 @@
         <w:ind w:left="5040" w:hanging="360"/>
       </w:pPr>
       <w:rPr>
-        <w:rFonts w:hint="default" w:ascii="Wingdings" w:hAnsi="Wingdings"/>
+        <w:rFonts w:ascii="Wingdings" w:hAnsi="Wingdings" w:hint="default"/>
         <w:sz w:val="20"/>
       </w:rPr>
     </w:lvl>
@@ -3144,7 +3084,7 @@
         <w:ind w:left="5760" w:hanging="360"/>
       </w:pPr>
       <w:rPr>
-        <w:rFonts w:hint="default" w:ascii="Wingdings" w:hAnsi="Wingdings"/>
+        <w:rFonts w:ascii="Wingdings" w:hAnsi="Wingdings" w:hint="default"/>
         <w:sz w:val="20"/>
       </w:rPr>
     </w:lvl>
@@ -3160,7 +3100,7 @@
         <w:ind w:left="6480" w:hanging="360"/>
       </w:pPr>
       <w:rPr>
-        <w:rFonts w:hint="default" w:ascii="Wingdings" w:hAnsi="Wingdings"/>
+        <w:rFonts w:ascii="Wingdings" w:hAnsi="Wingdings" w:hint="default"/>
         <w:sz w:val="20"/>
       </w:rPr>
     </w:lvl>
@@ -3178,7 +3118,7 @@
         <w:ind w:left="2160" w:hanging="360"/>
       </w:pPr>
       <w:rPr>
-        <w:rFonts w:hint="default" w:ascii="Symbol" w:hAnsi="Symbol"/>
+        <w:rFonts w:ascii="Symbol" w:hAnsi="Symbol" w:hint="default"/>
       </w:rPr>
     </w:lvl>
     <w:lvl w:ilvl="1" w:tplc="40090003" w:tentative="1">
@@ -3190,7 +3130,7 @@
         <w:ind w:left="2880" w:hanging="360"/>
       </w:pPr>
       <w:rPr>
-        <w:rFonts w:hint="default" w:ascii="Courier New" w:hAnsi="Courier New" w:cs="Courier New"/>
+        <w:rFonts w:ascii="Courier New" w:hAnsi="Courier New" w:cs="Courier New" w:hint="default"/>
       </w:rPr>
     </w:lvl>
     <w:lvl w:ilvl="2" w:tplc="40090005" w:tentative="1">
@@ -3202,7 +3142,7 @@
         <w:ind w:left="3600" w:hanging="360"/>
       </w:pPr>
       <w:rPr>
-        <w:rFonts w:hint="default" w:ascii="Wingdings" w:hAnsi="Wingdings"/>
+        <w:rFonts w:ascii="Wingdings" w:hAnsi="Wingdings" w:hint="default"/>
       </w:rPr>
     </w:lvl>
     <w:lvl w:ilvl="3" w:tplc="40090001" w:tentative="1">
@@ -3214,7 +3154,7 @@
         <w:ind w:left="4320" w:hanging="360"/>
       </w:pPr>
       <w:rPr>
-        <w:rFonts w:hint="default" w:ascii="Symbol" w:hAnsi="Symbol"/>
+        <w:rFonts w:ascii="Symbol" w:hAnsi="Symbol" w:hint="default"/>
       </w:rPr>
     </w:lvl>
     <w:lvl w:ilvl="4" w:tplc="40090003" w:tentative="1">
@@ -3226,7 +3166,7 @@
         <w:ind w:left="5040" w:hanging="360"/>
       </w:pPr>
       <w:rPr>
-        <w:rFonts w:hint="default" w:ascii="Courier New" w:hAnsi="Courier New" w:cs="Courier New"/>
+        <w:rFonts w:ascii="Courier New" w:hAnsi="Courier New" w:cs="Courier New" w:hint="default"/>
       </w:rPr>
     </w:lvl>
     <w:lvl w:ilvl="5" w:tplc="40090005" w:tentative="1">
@@ -3238,7 +3178,7 @@
         <w:ind w:left="5760" w:hanging="360"/>
       </w:pPr>
       <w:rPr>
-        <w:rFonts w:hint="default" w:ascii="Wingdings" w:hAnsi="Wingdings"/>
+        <w:rFonts w:ascii="Wingdings" w:hAnsi="Wingdings" w:hint="default"/>
       </w:rPr>
     </w:lvl>
     <w:lvl w:ilvl="6" w:tplc="40090001" w:tentative="1">
@@ -3250,7 +3190,7 @@
         <w:ind w:left="6480" w:hanging="360"/>
       </w:pPr>
       <w:rPr>
-        <w:rFonts w:hint="default" w:ascii="Symbol" w:hAnsi="Symbol"/>
+        <w:rFonts w:ascii="Symbol" w:hAnsi="Symbol" w:hint="default"/>
       </w:rPr>
     </w:lvl>
     <w:lvl w:ilvl="7" w:tplc="40090003" w:tentative="1">
@@ -3262,7 +3202,7 @@
         <w:ind w:left="7200" w:hanging="360"/>
       </w:pPr>
       <w:rPr>
-        <w:rFonts w:hint="default" w:ascii="Courier New" w:hAnsi="Courier New" w:cs="Courier New"/>
+        <w:rFonts w:ascii="Courier New" w:hAnsi="Courier New" w:cs="Courier New" w:hint="default"/>
       </w:rPr>
     </w:lvl>
     <w:lvl w:ilvl="8" w:tplc="40090005" w:tentative="1">
@@ -3274,7 +3214,7 @@
         <w:ind w:left="7920" w:hanging="360"/>
       </w:pPr>
       <w:rPr>
-        <w:rFonts w:hint="default" w:ascii="Wingdings" w:hAnsi="Wingdings"/>
+        <w:rFonts w:ascii="Wingdings" w:hAnsi="Wingdings" w:hint="default"/>
       </w:rPr>
     </w:lvl>
   </w:abstractNum>
@@ -3291,7 +3231,7 @@
         <w:ind w:left="3510" w:hanging="360"/>
       </w:pPr>
       <w:rPr>
-        <w:rFonts w:hint="default" w:ascii="Wingdings" w:hAnsi="Wingdings"/>
+        <w:rFonts w:ascii="Wingdings" w:hAnsi="Wingdings" w:hint="default"/>
       </w:rPr>
     </w:lvl>
     <w:lvl w:ilvl="1" w:tplc="40090003" w:tentative="1">
@@ -3303,7 +3243,7 @@
         <w:ind w:left="4230" w:hanging="360"/>
       </w:pPr>
       <w:rPr>
-        <w:rFonts w:hint="default" w:ascii="Courier New" w:hAnsi="Courier New" w:cs="Courier New"/>
+        <w:rFonts w:ascii="Courier New" w:hAnsi="Courier New" w:cs="Courier New" w:hint="default"/>
       </w:rPr>
     </w:lvl>
     <w:lvl w:ilvl="2" w:tplc="40090005" w:tentative="1">
@@ -3315,7 +3255,7 @@
         <w:ind w:left="4950" w:hanging="360"/>
       </w:pPr>
       <w:rPr>
-        <w:rFonts w:hint="default" w:ascii="Wingdings" w:hAnsi="Wingdings"/>
+        <w:rFonts w:ascii="Wingdings" w:hAnsi="Wingdings" w:hint="default"/>
       </w:rPr>
     </w:lvl>
     <w:lvl w:ilvl="3" w:tplc="40090001" w:tentative="1">
@@ -3327,7 +3267,7 @@
         <w:ind w:left="5670" w:hanging="360"/>
       </w:pPr>
       <w:rPr>
-        <w:rFonts w:hint="default" w:ascii="Symbol" w:hAnsi="Symbol"/>
+        <w:rFonts w:ascii="Symbol" w:hAnsi="Symbol" w:hint="default"/>
       </w:rPr>
     </w:lvl>
     <w:lvl w:ilvl="4" w:tplc="40090003" w:tentative="1">
@@ -3339,7 +3279,7 @@
         <w:ind w:left="6390" w:hanging="360"/>
       </w:pPr>
       <w:rPr>
-        <w:rFonts w:hint="default" w:ascii="Courier New" w:hAnsi="Courier New" w:cs="Courier New"/>
+        <w:rFonts w:ascii="Courier New" w:hAnsi="Courier New" w:cs="Courier New" w:hint="default"/>
       </w:rPr>
     </w:lvl>
     <w:lvl w:ilvl="5" w:tplc="40090005" w:tentative="1">
@@ -3351,7 +3291,7 @@
         <w:ind w:left="7110" w:hanging="360"/>
       </w:pPr>
       <w:rPr>
-        <w:rFonts w:hint="default" w:ascii="Wingdings" w:hAnsi="Wingdings"/>
+        <w:rFonts w:ascii="Wingdings" w:hAnsi="Wingdings" w:hint="default"/>
       </w:rPr>
     </w:lvl>
     <w:lvl w:ilvl="6" w:tplc="40090001" w:tentative="1">
@@ -3363,7 +3303,7 @@
         <w:ind w:left="7830" w:hanging="360"/>
       </w:pPr>
       <w:rPr>
-        <w:rFonts w:hint="default" w:ascii="Symbol" w:hAnsi="Symbol"/>
+        <w:rFonts w:ascii="Symbol" w:hAnsi="Symbol" w:hint="default"/>
       </w:rPr>
     </w:lvl>
     <w:lvl w:ilvl="7" w:tplc="40090003" w:tentative="1">
@@ -3375,7 +3315,7 @@
         <w:ind w:left="8550" w:hanging="360"/>
       </w:pPr>
       <w:rPr>
-        <w:rFonts w:hint="default" w:ascii="Courier New" w:hAnsi="Courier New" w:cs="Courier New"/>
+        <w:rFonts w:ascii="Courier New" w:hAnsi="Courier New" w:cs="Courier New" w:hint="default"/>
       </w:rPr>
     </w:lvl>
     <w:lvl w:ilvl="8" w:tplc="40090005" w:tentative="1">
@@ -3387,7 +3327,7 @@
         <w:ind w:left="9270" w:hanging="360"/>
       </w:pPr>
       <w:rPr>
-        <w:rFonts w:hint="default" w:ascii="Wingdings" w:hAnsi="Wingdings"/>
+        <w:rFonts w:ascii="Wingdings" w:hAnsi="Wingdings" w:hint="default"/>
       </w:rPr>
     </w:lvl>
   </w:abstractNum>
@@ -3404,7 +3344,7 @@
         <w:ind w:left="3080" w:hanging="360"/>
       </w:pPr>
       <w:rPr>
-        <w:rFonts w:hint="default" w:ascii="Wingdings" w:hAnsi="Wingdings"/>
+        <w:rFonts w:ascii="Wingdings" w:hAnsi="Wingdings" w:hint="default"/>
       </w:rPr>
     </w:lvl>
     <w:lvl w:ilvl="1" w:tplc="40090003" w:tentative="1">
@@ -3416,7 +3356,7 @@
         <w:ind w:left="3800" w:hanging="360"/>
       </w:pPr>
       <w:rPr>
-        <w:rFonts w:hint="default" w:ascii="Courier New" w:hAnsi="Courier New" w:cs="Courier New"/>
+        <w:rFonts w:ascii="Courier New" w:hAnsi="Courier New" w:cs="Courier New" w:hint="default"/>
       </w:rPr>
     </w:lvl>
     <w:lvl w:ilvl="2" w:tplc="40090005" w:tentative="1">
@@ -3428,7 +3368,7 @@
         <w:ind w:left="4520" w:hanging="360"/>
       </w:pPr>
       <w:rPr>
-        <w:rFonts w:hint="default" w:ascii="Wingdings" w:hAnsi="Wingdings"/>
+        <w:rFonts w:ascii="Wingdings" w:hAnsi="Wingdings" w:hint="default"/>
       </w:rPr>
     </w:lvl>
     <w:lvl w:ilvl="3" w:tplc="40090001" w:tentative="1">
@@ -3440,7 +3380,7 @@
         <w:ind w:left="5240" w:hanging="360"/>
       </w:pPr>
       <w:rPr>
-        <w:rFonts w:hint="default" w:ascii="Symbol" w:hAnsi="Symbol"/>
+        <w:rFonts w:ascii="Symbol" w:hAnsi="Symbol" w:hint="default"/>
       </w:rPr>
     </w:lvl>
     <w:lvl w:ilvl="4" w:tplc="40090003" w:tentative="1">
@@ -3452,7 +3392,7 @@
         <w:ind w:left="5960" w:hanging="360"/>
       </w:pPr>
       <w:rPr>
-        <w:rFonts w:hint="default" w:ascii="Courier New" w:hAnsi="Courier New" w:cs="Courier New"/>
+        <w:rFonts w:ascii="Courier New" w:hAnsi="Courier New" w:cs="Courier New" w:hint="default"/>
       </w:rPr>
     </w:lvl>
     <w:lvl w:ilvl="5" w:tplc="40090005" w:tentative="1">
@@ -3464,7 +3404,7 @@
         <w:ind w:left="6680" w:hanging="360"/>
       </w:pPr>
       <w:rPr>
-        <w:rFonts w:hint="default" w:ascii="Wingdings" w:hAnsi="Wingdings"/>
+        <w:rFonts w:ascii="Wingdings" w:hAnsi="Wingdings" w:hint="default"/>
       </w:rPr>
     </w:lvl>
     <w:lvl w:ilvl="6" w:tplc="40090001" w:tentative="1">
@@ -3476,7 +3416,7 @@
         <w:ind w:left="7400" w:hanging="360"/>
       </w:pPr>
       <w:rPr>
-        <w:rFonts w:hint="default" w:ascii="Symbol" w:hAnsi="Symbol"/>
+        <w:rFonts w:ascii="Symbol" w:hAnsi="Symbol" w:hint="default"/>
       </w:rPr>
     </w:lvl>
     <w:lvl w:ilvl="7" w:tplc="40090003" w:tentative="1">
@@ -3488,7 +3428,7 @@
         <w:ind w:left="8120" w:hanging="360"/>
       </w:pPr>
       <w:rPr>
-        <w:rFonts w:hint="default" w:ascii="Courier New" w:hAnsi="Courier New" w:cs="Courier New"/>
+        <w:rFonts w:ascii="Courier New" w:hAnsi="Courier New" w:cs="Courier New" w:hint="default"/>
       </w:rPr>
     </w:lvl>
     <w:lvl w:ilvl="8" w:tplc="40090005" w:tentative="1">
@@ -3500,48 +3440,48 @@
         <w:ind w:left="8840" w:hanging="360"/>
       </w:pPr>
       <w:rPr>
-        <w:rFonts w:hint="default" w:ascii="Wingdings" w:hAnsi="Wingdings"/>
+        <w:rFonts w:ascii="Wingdings" w:hAnsi="Wingdings" w:hint="default"/>
       </w:rPr>
     </w:lvl>
   </w:abstractNum>
-  <w:num w:numId="1" w16cid:durableId="1716084191">
+  <w:num w:numId="1" w16cid:durableId="1094010584">
+    <w:abstractNumId w:val="3"/>
+  </w:num>
+  <w:num w:numId="2" w16cid:durableId="1422407797">
+    <w:abstractNumId w:val="4"/>
+  </w:num>
+  <w:num w:numId="3" w16cid:durableId="157505684">
+    <w:abstractNumId w:val="6"/>
+  </w:num>
+  <w:num w:numId="4" w16cid:durableId="1605729858">
+    <w:abstractNumId w:val="10"/>
+  </w:num>
+  <w:num w:numId="5" w16cid:durableId="1701513362">
+    <w:abstractNumId w:val="11"/>
+  </w:num>
+  <w:num w:numId="6" w16cid:durableId="1716084191">
     <w:abstractNumId w:val="7"/>
   </w:num>
-  <w:num w:numId="2" w16cid:durableId="1842696324">
+  <w:num w:numId="7" w16cid:durableId="1742170805">
+    <w:abstractNumId w:val="12"/>
+  </w:num>
+  <w:num w:numId="8" w16cid:durableId="1831098727">
+    <w:abstractNumId w:val="2"/>
+  </w:num>
+  <w:num w:numId="9" w16cid:durableId="1842696324">
     <w:abstractNumId w:val="0"/>
   </w:num>
-  <w:num w:numId="3" w16cid:durableId="42875297">
+  <w:num w:numId="10" w16cid:durableId="2102221154">
+    <w:abstractNumId w:val="8"/>
+  </w:num>
+  <w:num w:numId="11" w16cid:durableId="301888896">
+    <w:abstractNumId w:val="1"/>
+  </w:num>
+  <w:num w:numId="12" w16cid:durableId="42875297">
     <w:abstractNumId w:val="5"/>
   </w:num>
-  <w:num w:numId="4" w16cid:durableId="1422407797">
-    <w:abstractNumId w:val="4"/>
-  </w:num>
-  <w:num w:numId="5" w16cid:durableId="1831098727">
-    <w:abstractNumId w:val="2"/>
-  </w:num>
-  <w:num w:numId="6" w16cid:durableId="157505684">
-    <w:abstractNumId w:val="6"/>
-  </w:num>
-  <w:num w:numId="7" w16cid:durableId="301888896">
-    <w:abstractNumId w:val="1"/>
-  </w:num>
-  <w:num w:numId="8" w16cid:durableId="2102221154">
-    <w:abstractNumId w:val="8"/>
-  </w:num>
-  <w:num w:numId="9" w16cid:durableId="88427971">
+  <w:num w:numId="13" w16cid:durableId="88427971">
     <w:abstractNumId w:val="9"/>
-  </w:num>
-  <w:num w:numId="10" w16cid:durableId="1742170805">
-    <w:abstractNumId w:val="12"/>
-  </w:num>
-  <w:num w:numId="11" w16cid:durableId="1094010584">
-    <w:abstractNumId w:val="3"/>
-  </w:num>
-  <w:num w:numId="12" w16cid:durableId="1701513362">
-    <w:abstractNumId w:val="11"/>
-  </w:num>
-  <w:num w:numId="13" w16cid:durableId="1605729858">
-    <w:abstractNumId w:val="10"/>
   </w:num>
 </w:numbering>
 </file>
@@ -3551,7 +3491,7 @@
   <w:docDefaults>
     <w:rPrDefault>
       <w:rPr>
-        <w:rFonts w:asciiTheme="minorHAnsi" w:hAnsiTheme="minorHAnsi" w:eastAsiaTheme="minorHAnsi" w:cstheme="minorBidi"/>
+        <w:rFonts w:asciiTheme="minorHAnsi" w:eastAsiaTheme="minorHAnsi" w:hAnsiTheme="minorHAnsi" w:cstheme="minorBidi"/>
         <w:kern w:val="2"/>
         <w:sz w:val="22"/>
         <w:szCs w:val="22"/>
@@ -3568,14 +3508,14 @@
   <w:latentStyles w:defLockedState="0" w:defUIPriority="99" w:defSemiHidden="0" w:defUnhideWhenUsed="0" w:defQFormat="0" w:count="376">
     <w:lsdException w:name="Normal" w:uiPriority="0" w:qFormat="1"/>
     <w:lsdException w:name="heading 1" w:uiPriority="9" w:qFormat="1"/>
-    <w:lsdException w:name="heading 2" w:uiPriority="9" w:semiHidden="1" w:unhideWhenUsed="1" w:qFormat="1"/>
-    <w:lsdException w:name="heading 3" w:uiPriority="9" w:semiHidden="1" w:unhideWhenUsed="1" w:qFormat="1"/>
-    <w:lsdException w:name="heading 4" w:uiPriority="9" w:semiHidden="1" w:unhideWhenUsed="1" w:qFormat="1"/>
-    <w:lsdException w:name="heading 5" w:uiPriority="9" w:semiHidden="1" w:unhideWhenUsed="1" w:qFormat="1"/>
-    <w:lsdException w:name="heading 6" w:uiPriority="9" w:semiHidden="1" w:unhideWhenUsed="1" w:qFormat="1"/>
-    <w:lsdException w:name="heading 7" w:uiPriority="9" w:semiHidden="1" w:unhideWhenUsed="1" w:qFormat="1"/>
-    <w:lsdException w:name="heading 8" w:uiPriority="9" w:semiHidden="1" w:unhideWhenUsed="1" w:qFormat="1"/>
-    <w:lsdException w:name="heading 9" w:uiPriority="9" w:semiHidden="1" w:unhideWhenUsed="1" w:qFormat="1"/>
+    <w:lsdException w:name="heading 2" w:semiHidden="1" w:uiPriority="9" w:unhideWhenUsed="1" w:qFormat="1"/>
+    <w:lsdException w:name="heading 3" w:semiHidden="1" w:uiPriority="9" w:unhideWhenUsed="1" w:qFormat="1"/>
+    <w:lsdException w:name="heading 4" w:semiHidden="1" w:uiPriority="9" w:unhideWhenUsed="1" w:qFormat="1"/>
+    <w:lsdException w:name="heading 5" w:semiHidden="1" w:uiPriority="9" w:unhideWhenUsed="1" w:qFormat="1"/>
+    <w:lsdException w:name="heading 6" w:semiHidden="1" w:uiPriority="9" w:unhideWhenUsed="1" w:qFormat="1"/>
+    <w:lsdException w:name="heading 7" w:semiHidden="1" w:uiPriority="9" w:unhideWhenUsed="1" w:qFormat="1"/>
+    <w:lsdException w:name="heading 8" w:semiHidden="1" w:uiPriority="9" w:unhideWhenUsed="1" w:qFormat="1"/>
+    <w:lsdException w:name="heading 9" w:semiHidden="1" w:uiPriority="9" w:unhideWhenUsed="1" w:qFormat="1"/>
     <w:lsdException w:name="index 1" w:semiHidden="1" w:unhideWhenUsed="1"/>
     <w:lsdException w:name="index 2" w:semiHidden="1" w:unhideWhenUsed="1"/>
     <w:lsdException w:name="index 3" w:semiHidden="1" w:unhideWhenUsed="1"/>
@@ -3585,22 +3525,22 @@
     <w:lsdException w:name="index 7" w:semiHidden="1" w:unhideWhenUsed="1"/>
     <w:lsdException w:name="index 8" w:semiHidden="1" w:unhideWhenUsed="1"/>
     <w:lsdException w:name="index 9" w:semiHidden="1" w:unhideWhenUsed="1"/>
-    <w:lsdException w:name="toc 1" w:uiPriority="39" w:semiHidden="1" w:unhideWhenUsed="1"/>
-    <w:lsdException w:name="toc 2" w:uiPriority="39" w:semiHidden="1" w:unhideWhenUsed="1"/>
-    <w:lsdException w:name="toc 3" w:uiPriority="39" w:semiHidden="1" w:unhideWhenUsed="1"/>
-    <w:lsdException w:name="toc 4" w:uiPriority="39" w:semiHidden="1" w:unhideWhenUsed="1"/>
-    <w:lsdException w:name="toc 5" w:uiPriority="39" w:semiHidden="1" w:unhideWhenUsed="1"/>
-    <w:lsdException w:name="toc 6" w:uiPriority="39" w:semiHidden="1" w:unhideWhenUsed="1"/>
-    <w:lsdException w:name="toc 7" w:uiPriority="39" w:semiHidden="1" w:unhideWhenUsed="1"/>
-    <w:lsdException w:name="toc 8" w:uiPriority="39" w:semiHidden="1" w:unhideWhenUsed="1"/>
-    <w:lsdException w:name="toc 9" w:uiPriority="39" w:semiHidden="1" w:unhideWhenUsed="1"/>
+    <w:lsdException w:name="toc 1" w:semiHidden="1" w:uiPriority="39" w:unhideWhenUsed="1"/>
+    <w:lsdException w:name="toc 2" w:semiHidden="1" w:uiPriority="39" w:unhideWhenUsed="1"/>
+    <w:lsdException w:name="toc 3" w:semiHidden="1" w:uiPriority="39" w:unhideWhenUsed="1"/>
+    <w:lsdException w:name="toc 4" w:semiHidden="1" w:uiPriority="39" w:unhideWhenUsed="1"/>
+    <w:lsdException w:name="toc 5" w:semiHidden="1" w:uiPriority="39" w:unhideWhenUsed="1"/>
+    <w:lsdException w:name="toc 6" w:semiHidden="1" w:uiPriority="39" w:unhideWhenUsed="1"/>
+    <w:lsdException w:name="toc 7" w:semiHidden="1" w:uiPriority="39" w:unhideWhenUsed="1"/>
+    <w:lsdException w:name="toc 8" w:semiHidden="1" w:uiPriority="39" w:unhideWhenUsed="1"/>
+    <w:lsdException w:name="toc 9" w:semiHidden="1" w:uiPriority="39" w:unhideWhenUsed="1"/>
     <w:lsdException w:name="Normal Indent" w:semiHidden="1" w:unhideWhenUsed="1"/>
     <w:lsdException w:name="footnote text" w:semiHidden="1" w:unhideWhenUsed="1"/>
     <w:lsdException w:name="annotation text" w:semiHidden="1" w:unhideWhenUsed="1"/>
     <w:lsdException w:name="header" w:semiHidden="1" w:unhideWhenUsed="1"/>
     <w:lsdException w:name="footer" w:semiHidden="1" w:unhideWhenUsed="1"/>
     <w:lsdException w:name="index heading" w:semiHidden="1" w:unhideWhenUsed="1"/>
-    <w:lsdException w:name="caption" w:uiPriority="35" w:semiHidden="1" w:unhideWhenUsed="1" w:qFormat="1"/>
+    <w:lsdException w:name="caption" w:semiHidden="1" w:uiPriority="35" w:unhideWhenUsed="1" w:qFormat="1"/>
     <w:lsdException w:name="table of figures" w:semiHidden="1" w:unhideWhenUsed="1"/>
     <w:lsdException w:name="envelope address" w:semiHidden="1" w:unhideWhenUsed="1"/>
     <w:lsdException w:name="envelope return" w:semiHidden="1" w:unhideWhenUsed="1"/>
@@ -3631,7 +3571,7 @@
     <w:lsdException w:name="Title" w:uiPriority="10" w:qFormat="1"/>
     <w:lsdException w:name="Closing" w:semiHidden="1" w:unhideWhenUsed="1"/>
     <w:lsdException w:name="Signature" w:semiHidden="1" w:unhideWhenUsed="1"/>
-    <w:lsdException w:name="Default Paragraph Font" w:uiPriority="1" w:semiHidden="1" w:unhideWhenUsed="1"/>
+    <w:lsdException w:name="Default Paragraph Font" w:semiHidden="1" w:uiPriority="1" w:unhideWhenUsed="1"/>
     <w:lsdException w:name="Body Text" w:semiHidden="1" w:unhideWhenUsed="1"/>
     <w:lsdException w:name="Body Text Indent" w:semiHidden="1" w:unhideWhenUsed="1"/>
     <w:lsdException w:name="List Continue" w:semiHidden="1" w:unhideWhenUsed="1"/>
@@ -3831,8 +3771,8 @@
     <w:lsdException w:name="Subtle Reference" w:uiPriority="31" w:qFormat="1"/>
     <w:lsdException w:name="Intense Reference" w:uiPriority="32" w:qFormat="1"/>
     <w:lsdException w:name="Book Title" w:uiPriority="33" w:qFormat="1"/>
-    <w:lsdException w:name="Bibliography" w:uiPriority="37" w:semiHidden="1" w:unhideWhenUsed="1"/>
-    <w:lsdException w:name="TOC Heading" w:uiPriority="39" w:semiHidden="1" w:unhideWhenUsed="1" w:qFormat="1"/>
+    <w:lsdException w:name="Bibliography" w:semiHidden="1" w:uiPriority="37" w:unhideWhenUsed="1"/>
+    <w:lsdException w:name="TOC Heading" w:semiHidden="1" w:uiPriority="39" w:unhideWhenUsed="1" w:qFormat="1"/>
     <w:lsdException w:name="Plain Table 1" w:uiPriority="41"/>
     <w:lsdException w:name="Plain Table 2" w:uiPriority="42"/>
     <w:lsdException w:name="Plain Table 3" w:uiPriority="43"/>
@@ -3943,7 +3883,7 @@
     <w:lsdException w:name="Unresolved Mention" w:semiHidden="1" w:unhideWhenUsed="1"/>
     <w:lsdException w:name="Smart Link" w:semiHidden="1" w:unhideWhenUsed="1"/>
   </w:latentStyles>
-  <w:style w:type="paragraph" w:styleId="Normal" w:default="1">
+  <w:style w:type="paragraph" w:default="1" w:styleId="Normal">
     <w:name w:val="Normal"/>
     <w:qFormat/>
   </w:style>
@@ -3962,7 +3902,7 @@
       <w:outlineLvl w:val="0"/>
     </w:pPr>
     <w:rPr>
-      <w:rFonts w:asciiTheme="majorHAnsi" w:hAnsiTheme="majorHAnsi" w:eastAsiaTheme="majorEastAsia" w:cstheme="majorBidi"/>
+      <w:rFonts w:asciiTheme="majorHAnsi" w:eastAsiaTheme="majorEastAsia" w:hAnsiTheme="majorHAnsi" w:cstheme="majorBidi"/>
       <w:color w:val="2F5496" w:themeColor="accent1" w:themeShade="BF"/>
       <w:sz w:val="40"/>
       <w:szCs w:val="40"/>
@@ -3985,7 +3925,7 @@
       <w:outlineLvl w:val="1"/>
     </w:pPr>
     <w:rPr>
-      <w:rFonts w:asciiTheme="majorHAnsi" w:hAnsiTheme="majorHAnsi" w:eastAsiaTheme="majorEastAsia" w:cstheme="majorBidi"/>
+      <w:rFonts w:asciiTheme="majorHAnsi" w:eastAsiaTheme="majorEastAsia" w:hAnsiTheme="majorHAnsi" w:cstheme="majorBidi"/>
       <w:color w:val="2F5496" w:themeColor="accent1" w:themeShade="BF"/>
       <w:sz w:val="32"/>
       <w:szCs w:val="32"/>
@@ -4146,13 +4086,13 @@
       <w:color w:val="272727" w:themeColor="text1" w:themeTint="D8"/>
     </w:rPr>
   </w:style>
-  <w:style w:type="character" w:styleId="DefaultParagraphFont" w:default="1">
+  <w:style w:type="character" w:default="1" w:styleId="DefaultParagraphFont">
     <w:name w:val="Default Paragraph Font"/>
     <w:uiPriority w:val="1"/>
     <w:semiHidden/>
     <w:unhideWhenUsed/>
   </w:style>
-  <w:style w:type="table" w:styleId="TableNormal" w:default="1">
+  <w:style w:type="table" w:default="1" w:styleId="TableNormal">
     <w:name w:val="Normal Table"/>
     <w:uiPriority w:val="99"/>
     <w:semiHidden/>
@@ -4167,26 +4107,26 @@
       </w:tblCellMar>
     </w:tblPr>
   </w:style>
-  <w:style w:type="numbering" w:styleId="NoList" w:default="1">
+  <w:style w:type="numbering" w:default="1" w:styleId="NoList">
     <w:name w:val="No List"/>
     <w:uiPriority w:val="99"/>
     <w:semiHidden/>
     <w:unhideWhenUsed/>
   </w:style>
-  <w:style w:type="character" w:styleId="Heading1Char" w:customStyle="1">
+  <w:style w:type="character" w:customStyle="1" w:styleId="Heading1Char">
     <w:name w:val="Heading 1 Char"/>
     <w:basedOn w:val="DefaultParagraphFont"/>
     <w:link w:val="Heading1"/>
     <w:uiPriority w:val="9"/>
     <w:rsid w:val="009E7D2B"/>
     <w:rPr>
-      <w:rFonts w:asciiTheme="majorHAnsi" w:hAnsiTheme="majorHAnsi" w:eastAsiaTheme="majorEastAsia" w:cstheme="majorBidi"/>
+      <w:rFonts w:asciiTheme="majorHAnsi" w:eastAsiaTheme="majorEastAsia" w:hAnsiTheme="majorHAnsi" w:cstheme="majorBidi"/>
       <w:color w:val="2F5496" w:themeColor="accent1" w:themeShade="BF"/>
       <w:sz w:val="40"/>
       <w:szCs w:val="40"/>
     </w:rPr>
   </w:style>
-  <w:style w:type="character" w:styleId="Heading2Char" w:customStyle="1">
+  <w:style w:type="character" w:customStyle="1" w:styleId="Heading2Char">
     <w:name w:val="Heading 2 Char"/>
     <w:basedOn w:val="DefaultParagraphFont"/>
     <w:link w:val="Heading2"/>
@@ -4194,13 +4134,13 @@
     <w:semiHidden/>
     <w:rsid w:val="009E7D2B"/>
     <w:rPr>
-      <w:rFonts w:asciiTheme="majorHAnsi" w:hAnsiTheme="majorHAnsi" w:eastAsiaTheme="majorEastAsia" w:cstheme="majorBidi"/>
+      <w:rFonts w:asciiTheme="majorHAnsi" w:eastAsiaTheme="majorEastAsia" w:hAnsiTheme="majorHAnsi" w:cstheme="majorBidi"/>
       <w:color w:val="2F5496" w:themeColor="accent1" w:themeShade="BF"/>
       <w:sz w:val="32"/>
       <w:szCs w:val="32"/>
     </w:rPr>
   </w:style>
-  <w:style w:type="character" w:styleId="Heading3Char" w:customStyle="1">
+  <w:style w:type="character" w:customStyle="1" w:styleId="Heading3Char">
     <w:name w:val="Heading 3 Char"/>
     <w:basedOn w:val="DefaultParagraphFont"/>
     <w:link w:val="Heading3"/>
@@ -4214,7 +4154,7 @@
       <w:szCs w:val="28"/>
     </w:rPr>
   </w:style>
-  <w:style w:type="character" w:styleId="Heading4Char" w:customStyle="1">
+  <w:style w:type="character" w:customStyle="1" w:styleId="Heading4Char">
     <w:name w:val="Heading 4 Char"/>
     <w:basedOn w:val="DefaultParagraphFont"/>
     <w:link w:val="Heading4"/>
@@ -4228,7 +4168,7 @@
       <w:color w:val="2F5496" w:themeColor="accent1" w:themeShade="BF"/>
     </w:rPr>
   </w:style>
-  <w:style w:type="character" w:styleId="Heading5Char" w:customStyle="1">
+  <w:style w:type="character" w:customStyle="1" w:styleId="Heading5Char">
     <w:name w:val="Heading 5 Char"/>
     <w:basedOn w:val="DefaultParagraphFont"/>
     <w:link w:val="Heading5"/>
@@ -4240,7 +4180,7 @@
       <w:color w:val="2F5496" w:themeColor="accent1" w:themeShade="BF"/>
     </w:rPr>
   </w:style>
-  <w:style w:type="character" w:styleId="Heading6Char" w:customStyle="1">
+  <w:style w:type="character" w:customStyle="1" w:styleId="Heading6Char">
     <w:name w:val="Heading 6 Char"/>
     <w:basedOn w:val="DefaultParagraphFont"/>
     <w:link w:val="Heading6"/>
@@ -4254,7 +4194,7 @@
       <w:color w:val="595959" w:themeColor="text1" w:themeTint="A6"/>
     </w:rPr>
   </w:style>
-  <w:style w:type="character" w:styleId="Heading7Char" w:customStyle="1">
+  <w:style w:type="character" w:customStyle="1" w:styleId="Heading7Char">
     <w:name w:val="Heading 7 Char"/>
     <w:basedOn w:val="DefaultParagraphFont"/>
     <w:link w:val="Heading7"/>
@@ -4266,7 +4206,7 @@
       <w:color w:val="595959" w:themeColor="text1" w:themeTint="A6"/>
     </w:rPr>
   </w:style>
-  <w:style w:type="character" w:styleId="Heading8Char" w:customStyle="1">
+  <w:style w:type="character" w:customStyle="1" w:styleId="Heading8Char">
     <w:name w:val="Heading 8 Char"/>
     <w:basedOn w:val="DefaultParagraphFont"/>
     <w:link w:val="Heading8"/>
@@ -4280,7 +4220,7 @@
       <w:color w:val="272727" w:themeColor="text1" w:themeTint="D8"/>
     </w:rPr>
   </w:style>
-  <w:style w:type="character" w:styleId="Heading9Char" w:customStyle="1">
+  <w:style w:type="character" w:customStyle="1" w:styleId="Heading9Char">
     <w:name w:val="Heading 9 Char"/>
     <w:basedOn w:val="DefaultParagraphFont"/>
     <w:link w:val="Heading9"/>
@@ -4305,21 +4245,21 @@
       <w:contextualSpacing/>
     </w:pPr>
     <w:rPr>
-      <w:rFonts w:asciiTheme="majorHAnsi" w:hAnsiTheme="majorHAnsi" w:eastAsiaTheme="majorEastAsia" w:cstheme="majorBidi"/>
+      <w:rFonts w:asciiTheme="majorHAnsi" w:eastAsiaTheme="majorEastAsia" w:hAnsiTheme="majorHAnsi" w:cstheme="majorBidi"/>
       <w:spacing w:val="-10"/>
       <w:kern w:val="28"/>
       <w:sz w:val="56"/>
       <w:szCs w:val="56"/>
     </w:rPr>
   </w:style>
-  <w:style w:type="character" w:styleId="TitleChar" w:customStyle="1">
+  <w:style w:type="character" w:customStyle="1" w:styleId="TitleChar">
     <w:name w:val="Title Char"/>
     <w:basedOn w:val="DefaultParagraphFont"/>
     <w:link w:val="Title"/>
     <w:uiPriority w:val="10"/>
     <w:rsid w:val="009E7D2B"/>
     <w:rPr>
-      <w:rFonts w:asciiTheme="majorHAnsi" w:hAnsiTheme="majorHAnsi" w:eastAsiaTheme="majorEastAsia" w:cstheme="majorBidi"/>
+      <w:rFonts w:asciiTheme="majorHAnsi" w:eastAsiaTheme="majorEastAsia" w:hAnsiTheme="majorHAnsi" w:cstheme="majorBidi"/>
       <w:spacing w:val="-10"/>
       <w:kern w:val="28"/>
       <w:sz w:val="56"/>
@@ -4347,7 +4287,7 @@
       <w:szCs w:val="28"/>
     </w:rPr>
   </w:style>
-  <w:style w:type="character" w:styleId="SubtitleChar" w:customStyle="1">
+  <w:style w:type="character" w:customStyle="1" w:styleId="SubtitleChar">
     <w:name w:val="Subtitle Char"/>
     <w:basedOn w:val="DefaultParagraphFont"/>
     <w:link w:val="Subtitle"/>
@@ -4379,7 +4319,7 @@
       <w:color w:val="404040" w:themeColor="text1" w:themeTint="BF"/>
     </w:rPr>
   </w:style>
-  <w:style w:type="character" w:styleId="QuoteChar" w:customStyle="1">
+  <w:style w:type="character" w:customStyle="1" w:styleId="QuoteChar">
     <w:name w:val="Quote Char"/>
     <w:basedOn w:val="DefaultParagraphFont"/>
     <w:link w:val="Quote"/>
@@ -4424,8 +4364,8 @@
     <w:rsid w:val="009E7D2B"/>
     <w:pPr>
       <w:pBdr>
-        <w:top w:val="single" w:color="2F5496" w:themeColor="accent1" w:themeShade="BF" w:sz="4" w:space="10"/>
-        <w:bottom w:val="single" w:color="2F5496" w:themeColor="accent1" w:themeShade="BF" w:sz="4" w:space="10"/>
+        <w:top w:val="single" w:sz="4" w:space="10" w:color="2F5496" w:themeColor="accent1" w:themeShade="BF"/>
+        <w:bottom w:val="single" w:sz="4" w:space="10" w:color="2F5496" w:themeColor="accent1" w:themeShade="BF"/>
       </w:pBdr>
       <w:spacing w:before="360" w:after="360"/>
       <w:ind w:left="864" w:right="864"/>
@@ -4437,7 +4377,7 @@
       <w:color w:val="2F5496" w:themeColor="accent1" w:themeShade="BF"/>
     </w:rPr>
   </w:style>
-  <w:style w:type="character" w:styleId="IntenseQuoteChar" w:customStyle="1">
+  <w:style w:type="character" w:customStyle="1" w:styleId="IntenseQuoteChar">
     <w:name w:val="Intense Quote Char"/>
     <w:basedOn w:val="DefaultParagraphFont"/>
     <w:link w:val="IntenseQuote"/>
@@ -4505,7 +4445,7 @@
     <w:unhideWhenUsed/>
     <w:rsid w:val="002D3B66"/>
     <w:rPr>
-      <w:rFonts w:ascii="Courier New" w:hAnsi="Courier New" w:eastAsia="Times New Roman" w:cs="Courier New"/>
+      <w:rFonts w:ascii="Courier New" w:eastAsia="Times New Roman" w:hAnsi="Courier New" w:cs="Courier New"/>
       <w:sz w:val="20"/>
       <w:szCs w:val="20"/>
     </w:rPr>
@@ -4514,7 +4454,7 @@
 </file>
 
 <file path=word/theme/theme1.xml><?xml version="1.0" encoding="utf-8"?>
-<a:theme xmlns:a="http://schemas.openxmlformats.org/drawingml/2006/main" xmlns:thm15="http://schemas.microsoft.com/office/thememl/2012/main" name="Office Theme">
+<a:theme xmlns:a="http://schemas.openxmlformats.org/drawingml/2006/main" name="Office Theme">
   <a:themeElements>
     <a:clrScheme name="Office">
       <a:dk1>
@@ -5004,15 +4944,6 @@
 </file>
 
 <file path=customXml/item2.xml><?xml version="1.0" encoding="utf-8"?>
-<?mso-contentType ?>
-<FormTemplates xmlns="http://schemas.microsoft.com/sharepoint/v3/contenttype/forms">
-  <Display>DocumentLibraryForm</Display>
-  <Edit>DocumentLibraryForm</Edit>
-  <New>DocumentLibraryForm</New>
-</FormTemplates>
-</file>
-
-<file path=customXml/item3.xml><?xml version="1.0" encoding="utf-8"?>
 <p:properties xmlns:p="http://schemas.microsoft.com/office/2006/metadata/properties" xmlns:xsi="http://www.w3.org/2001/XMLSchema-instance" xmlns:pc="http://schemas.microsoft.com/office/infopath/2007/PartnerControls">
   <documentManagement>
     <lcf76f155ced4ddcb4097134ff3c332f xmlns="de233cd9-83bc-44d2-9183-9acc155145f0">
@@ -5023,14 +4954,49 @@
 </p:properties>
 </file>
 
+<file path=customXml/item3.xml><?xml version="1.0" encoding="utf-8"?>
+<?mso-contentType ?>
+<FormTemplates xmlns="http://schemas.microsoft.com/sharepoint/v3/contenttype/forms">
+  <Display>DocumentLibraryForm</Display>
+  <Edit>DocumentLibraryForm</Edit>
+  <New>DocumentLibraryForm</New>
+</FormTemplates>
+</file>
+
 <file path=customXml/itemProps1.xml><?xml version="1.0" encoding="utf-8"?>
-<ds:datastoreItem xmlns:ds="http://schemas.openxmlformats.org/officeDocument/2006/customXml" ds:itemID="{F9DC5F2D-2343-4FD1-92A6-2C7D42D36378}"/>
+<ds:datastoreItem xmlns:ds="http://schemas.openxmlformats.org/officeDocument/2006/customXml" ds:itemID="{F9DC5F2D-2343-4FD1-92A6-2C7D42D36378}">
+  <ds:schemaRefs>
+    <ds:schemaRef ds:uri="http://schemas.microsoft.com/office/2006/metadata/contentType"/>
+    <ds:schemaRef ds:uri="http://schemas.microsoft.com/office/2006/metadata/properties/metaAttributes"/>
+    <ds:schemaRef ds:uri="http://www.w3.org/2001/XMLSchema"/>
+    <ds:schemaRef ds:uri="http://schemas.microsoft.com/office/2006/metadata/properties"/>
+    <ds:schemaRef ds:uri="de233cd9-83bc-44d2-9183-9acc155145f0"/>
+    <ds:schemaRef ds:uri="84f23406-1ae4-465c-a962-53264b1fc517"/>
+    <ds:schemaRef ds:uri="http://schemas.microsoft.com/office/2006/documentManagement/types"/>
+    <ds:schemaRef ds:uri="http://schemas.microsoft.com/office/infopath/2007/PartnerControls"/>
+    <ds:schemaRef ds:uri="http://schemas.openxmlformats.org/package/2006/metadata/core-properties"/>
+    <ds:schemaRef ds:uri="http://purl.org/dc/elements/1.1/"/>
+    <ds:schemaRef ds:uri="http://purl.org/dc/terms/"/>
+    <ds:schemaRef ds:uri="http://schemas.microsoft.com/internal/obd"/>
+  </ds:schemaRefs>
+</ds:datastoreItem>
 </file>
 
 <file path=customXml/itemProps2.xml><?xml version="1.0" encoding="utf-8"?>
-<ds:datastoreItem xmlns:ds="http://schemas.openxmlformats.org/officeDocument/2006/customXml" ds:itemID="{23CDE786-A6B4-4907-8ACE-F2E04DF26CBF}"/>
+<ds:datastoreItem xmlns:ds="http://schemas.openxmlformats.org/officeDocument/2006/customXml" ds:itemID="{CC949D67-F073-4401-BA1F-1DE8E4DDE6EC}">
+  <ds:schemaRefs>
+    <ds:schemaRef ds:uri="http://schemas.microsoft.com/office/2006/metadata/properties"/>
+    <ds:schemaRef ds:uri="http://schemas.microsoft.com/office/infopath/2007/PartnerControls"/>
+    <ds:schemaRef ds:uri="de233cd9-83bc-44d2-9183-9acc155145f0"/>
+    <ds:schemaRef ds:uri="84f23406-1ae4-465c-a962-53264b1fc517"/>
+  </ds:schemaRefs>
+</ds:datastoreItem>
 </file>
 
 <file path=customXml/itemProps3.xml><?xml version="1.0" encoding="utf-8"?>
-<ds:datastoreItem xmlns:ds="http://schemas.openxmlformats.org/officeDocument/2006/customXml" ds:itemID="{CC949D67-F073-4401-BA1F-1DE8E4DDE6EC}"/>
+<ds:datastoreItem xmlns:ds="http://schemas.openxmlformats.org/officeDocument/2006/customXml" ds:itemID="{23CDE786-A6B4-4907-8ACE-F2E04DF26CBF}">
+  <ds:schemaRefs>
+    <ds:schemaRef ds:uri="http://schemas.microsoft.com/sharepoint/v3/contenttype/forms"/>
+  </ds:schemaRefs>
+</ds:datastoreItem>
 </file>